--- a/Project document.docx
+++ b/Project document.docx
@@ -211,15 +211,7 @@
         </w:numPr>
       </w:pPr>
       <w:r>
-        <w:t xml:space="preserve">Which products are </w:t>
-      </w:r>
-      <w:proofErr w:type="gramStart"/>
-      <w:r>
-        <w:t>top-selling</w:t>
-      </w:r>
-      <w:proofErr w:type="gramEnd"/>
-      <w:r>
-        <w:t>?</w:t>
+        <w:t>Which products are top-selling?</w:t>
       </w:r>
     </w:p>
     <w:p>
@@ -628,15 +620,7 @@
         </w:numPr>
       </w:pPr>
       <w:r>
-        <w:t xml:space="preserve">Changed type of </w:t>
-      </w:r>
-      <w:proofErr w:type="spellStart"/>
-      <w:r>
-        <w:t>Order.Date</w:t>
-      </w:r>
-      <w:proofErr w:type="spellEnd"/>
-      <w:r>
-        <w:t xml:space="preserve"> column as it was Date/Time both but converted to Date only</w:t>
+        <w:t>Changed type of Order.Date column as it was Date/Time both but converted to Date only</w:t>
       </w:r>
     </w:p>
     <w:p>
@@ -660,15 +644,7 @@
         </w:numPr>
       </w:pPr>
       <w:r>
-        <w:t xml:space="preserve">Made </w:t>
-      </w:r>
-      <w:proofErr w:type="spellStart"/>
-      <w:r>
-        <w:t>Ship.Date</w:t>
-      </w:r>
-      <w:proofErr w:type="spellEnd"/>
-      <w:r>
-        <w:t xml:space="preserve"> column as Date only</w:t>
+        <w:t>Made Ship.Date column as Date only</w:t>
       </w:r>
     </w:p>
     <w:p>
@@ -686,11 +662,65 @@
     <w:p>
       <w:pPr>
         <w:pStyle w:val="Normal-use"/>
+      </w:pPr>
+      <w:r>
+        <w:t>Day-2</w:t>
+      </w:r>
+    </w:p>
+    <w:p>
+      <w:pPr>
+        <w:pStyle w:val="Normal-use"/>
         <w:numPr>
           <w:ilvl w:val="0"/>
-          <w:numId w:val="1"/>
-        </w:numPr>
-      </w:pPr>
+          <w:numId w:val="3"/>
+        </w:numPr>
+      </w:pPr>
+      <w:r>
+        <w:t>Created card of total sales vs total profit</w:t>
+      </w:r>
+    </w:p>
+    <w:p>
+      <w:pPr>
+        <w:pStyle w:val="Normal-use"/>
+        <w:numPr>
+          <w:ilvl w:val="0"/>
+          <w:numId w:val="3"/>
+        </w:numPr>
+      </w:pPr>
+      <w:r>
+        <w:t>Done 1</w:t>
+      </w:r>
+      <w:r>
+        <w:rPr>
+          <w:vertAlign w:val="superscript"/>
+        </w:rPr>
+        <w:t>st</w:t>
+      </w:r>
+      <w:r>
+        <w:t xml:space="preserve"> question</w:t>
+      </w:r>
+    </w:p>
+    <w:p>
+      <w:pPr>
+        <w:pStyle w:val="Normal-use"/>
+        <w:numPr>
+          <w:ilvl w:val="0"/>
+          <w:numId w:val="3"/>
+        </w:numPr>
+      </w:pPr>
+      <w:r>
+        <w:lastRenderedPageBreak/>
+        <w:t>Started making bar chart for the 2</w:t>
+      </w:r>
+      <w:r>
+        <w:rPr>
+          <w:vertAlign w:val="superscript"/>
+        </w:rPr>
+        <w:t>nd</w:t>
+      </w:r>
+      <w:r>
+        <w:t xml:space="preserve"> question</w:t>
+      </w:r>
     </w:p>
     <w:sectPr>
       <w:pgSz w:w="11906" w:h="16838"/>
@@ -791,6 +821,119 @@
     </w:lvl>
   </w:abstractNum>
   <w:abstractNum w:abstractNumId="1" w15:restartNumberingAfterBreak="0">
+    <w:nsid w:val="33D82270"/>
+    <w:multiLevelType w:val="hybridMultilevel"/>
+    <w:tmpl w:val="AE2C5CB2"/>
+    <w:lvl w:ilvl="0" w:tplc="40090001">
+      <w:start w:val="1"/>
+      <w:numFmt w:val="bullet"/>
+      <w:lvlText w:val=""/>
+      <w:lvlJc w:val="left"/>
+      <w:pPr>
+        <w:ind w:left="780" w:hanging="360"/>
+      </w:pPr>
+      <w:rPr>
+        <w:rFonts w:ascii="Symbol" w:hAnsi="Symbol" w:hint="default"/>
+      </w:rPr>
+    </w:lvl>
+    <w:lvl w:ilvl="1" w:tplc="40090003" w:tentative="1">
+      <w:start w:val="1"/>
+      <w:numFmt w:val="bullet"/>
+      <w:lvlText w:val="o"/>
+      <w:lvlJc w:val="left"/>
+      <w:pPr>
+        <w:ind w:left="1500" w:hanging="360"/>
+      </w:pPr>
+      <w:rPr>
+        <w:rFonts w:ascii="Courier New" w:hAnsi="Courier New" w:cs="Courier New" w:hint="default"/>
+      </w:rPr>
+    </w:lvl>
+    <w:lvl w:ilvl="2" w:tplc="40090005" w:tentative="1">
+      <w:start w:val="1"/>
+      <w:numFmt w:val="bullet"/>
+      <w:lvlText w:val=""/>
+      <w:lvlJc w:val="left"/>
+      <w:pPr>
+        <w:ind w:left="2220" w:hanging="360"/>
+      </w:pPr>
+      <w:rPr>
+        <w:rFonts w:ascii="Wingdings" w:hAnsi="Wingdings" w:hint="default"/>
+      </w:rPr>
+    </w:lvl>
+    <w:lvl w:ilvl="3" w:tplc="40090001" w:tentative="1">
+      <w:start w:val="1"/>
+      <w:numFmt w:val="bullet"/>
+      <w:lvlText w:val=""/>
+      <w:lvlJc w:val="left"/>
+      <w:pPr>
+        <w:ind w:left="2940" w:hanging="360"/>
+      </w:pPr>
+      <w:rPr>
+        <w:rFonts w:ascii="Symbol" w:hAnsi="Symbol" w:hint="default"/>
+      </w:rPr>
+    </w:lvl>
+    <w:lvl w:ilvl="4" w:tplc="40090003" w:tentative="1">
+      <w:start w:val="1"/>
+      <w:numFmt w:val="bullet"/>
+      <w:lvlText w:val="o"/>
+      <w:lvlJc w:val="left"/>
+      <w:pPr>
+        <w:ind w:left="3660" w:hanging="360"/>
+      </w:pPr>
+      <w:rPr>
+        <w:rFonts w:ascii="Courier New" w:hAnsi="Courier New" w:cs="Courier New" w:hint="default"/>
+      </w:rPr>
+    </w:lvl>
+    <w:lvl w:ilvl="5" w:tplc="40090005" w:tentative="1">
+      <w:start w:val="1"/>
+      <w:numFmt w:val="bullet"/>
+      <w:lvlText w:val=""/>
+      <w:lvlJc w:val="left"/>
+      <w:pPr>
+        <w:ind w:left="4380" w:hanging="360"/>
+      </w:pPr>
+      <w:rPr>
+        <w:rFonts w:ascii="Wingdings" w:hAnsi="Wingdings" w:hint="default"/>
+      </w:rPr>
+    </w:lvl>
+    <w:lvl w:ilvl="6" w:tplc="40090001" w:tentative="1">
+      <w:start w:val="1"/>
+      <w:numFmt w:val="bullet"/>
+      <w:lvlText w:val=""/>
+      <w:lvlJc w:val="left"/>
+      <w:pPr>
+        <w:ind w:left="5100" w:hanging="360"/>
+      </w:pPr>
+      <w:rPr>
+        <w:rFonts w:ascii="Symbol" w:hAnsi="Symbol" w:hint="default"/>
+      </w:rPr>
+    </w:lvl>
+    <w:lvl w:ilvl="7" w:tplc="40090003" w:tentative="1">
+      <w:start w:val="1"/>
+      <w:numFmt w:val="bullet"/>
+      <w:lvlText w:val="o"/>
+      <w:lvlJc w:val="left"/>
+      <w:pPr>
+        <w:ind w:left="5820" w:hanging="360"/>
+      </w:pPr>
+      <w:rPr>
+        <w:rFonts w:ascii="Courier New" w:hAnsi="Courier New" w:cs="Courier New" w:hint="default"/>
+      </w:rPr>
+    </w:lvl>
+    <w:lvl w:ilvl="8" w:tplc="40090005" w:tentative="1">
+      <w:start w:val="1"/>
+      <w:numFmt w:val="bullet"/>
+      <w:lvlText w:val=""/>
+      <w:lvlJc w:val="left"/>
+      <w:pPr>
+        <w:ind w:left="6540" w:hanging="360"/>
+      </w:pPr>
+      <w:rPr>
+        <w:rFonts w:ascii="Wingdings" w:hAnsi="Wingdings" w:hint="default"/>
+      </w:rPr>
+    </w:lvl>
+  </w:abstractNum>
+  <w:abstractNum w:abstractNumId="2" w15:restartNumberingAfterBreak="0">
     <w:nsid w:val="40BF2ED6"/>
     <w:multiLevelType w:val="hybridMultilevel"/>
     <w:tmpl w:val="F14470C6"/>
@@ -904,10 +1047,13 @@
     </w:lvl>
   </w:abstractNum>
   <w:num w:numId="1" w16cid:durableId="1418362105">
-    <w:abstractNumId w:val="1"/>
+    <w:abstractNumId w:val="2"/>
   </w:num>
   <w:num w:numId="2" w16cid:durableId="1732651033">
     <w:abstractNumId w:val="0"/>
+  </w:num>
+  <w:num w:numId="3" w16cid:durableId="1031807863">
+    <w:abstractNumId w:val="1"/>
   </w:num>
 </w:numbering>
 </file>
@@ -1515,6 +1661,7 @@
   <w:style w:type="character" w:default="1" w:styleId="DefaultParagraphFont">
     <w:name w:val="Default Paragraph Font"/>
     <w:uiPriority w:val="1"/>
+    <w:semiHidden/>
     <w:unhideWhenUsed/>
   </w:style>
   <w:style w:type="table" w:default="1" w:styleId="TableNormal">

--- a/Project document.docx
+++ b/Project document.docx
@@ -720,6 +720,38 @@
       </w:r>
       <w:r>
         <w:t xml:space="preserve"> question</w:t>
+      </w:r>
+    </w:p>
+    <w:p>
+      <w:pPr>
+        <w:pStyle w:val="Normal-use"/>
+      </w:pPr>
+      <w:r>
+        <w:t>Day-3</w:t>
+      </w:r>
+    </w:p>
+    <w:p>
+      <w:pPr>
+        <w:pStyle w:val="Normal-use"/>
+        <w:numPr>
+          <w:ilvl w:val="0"/>
+          <w:numId w:val="4"/>
+        </w:numPr>
+      </w:pPr>
+      <w:r>
+        <w:t>Made a copy of cleaned data file in power bi folder and will work on that.</w:t>
+      </w:r>
+    </w:p>
+    <w:p>
+      <w:pPr>
+        <w:pStyle w:val="Normal-use"/>
+        <w:numPr>
+          <w:ilvl w:val="0"/>
+          <w:numId w:val="4"/>
+        </w:numPr>
+      </w:pPr>
+      <w:r>
+        <w:t>Used drill through feature on the bar chart succefully.</w:t>
       </w:r>
     </w:p>
     <w:sectPr>
@@ -1046,6 +1078,119 @@
       </w:rPr>
     </w:lvl>
   </w:abstractNum>
+  <w:abstractNum w:abstractNumId="3" w15:restartNumberingAfterBreak="0">
+    <w:nsid w:val="7F4557EF"/>
+    <w:multiLevelType w:val="hybridMultilevel"/>
+    <w:tmpl w:val="7DC0C06C"/>
+    <w:lvl w:ilvl="0" w:tplc="40090001">
+      <w:start w:val="1"/>
+      <w:numFmt w:val="bullet"/>
+      <w:lvlText w:val=""/>
+      <w:lvlJc w:val="left"/>
+      <w:pPr>
+        <w:ind w:left="720" w:hanging="360"/>
+      </w:pPr>
+      <w:rPr>
+        <w:rFonts w:ascii="Symbol" w:hAnsi="Symbol" w:hint="default"/>
+      </w:rPr>
+    </w:lvl>
+    <w:lvl w:ilvl="1" w:tplc="40090003" w:tentative="1">
+      <w:start w:val="1"/>
+      <w:numFmt w:val="bullet"/>
+      <w:lvlText w:val="o"/>
+      <w:lvlJc w:val="left"/>
+      <w:pPr>
+        <w:ind w:left="1440" w:hanging="360"/>
+      </w:pPr>
+      <w:rPr>
+        <w:rFonts w:ascii="Courier New" w:hAnsi="Courier New" w:cs="Courier New" w:hint="default"/>
+      </w:rPr>
+    </w:lvl>
+    <w:lvl w:ilvl="2" w:tplc="40090005" w:tentative="1">
+      <w:start w:val="1"/>
+      <w:numFmt w:val="bullet"/>
+      <w:lvlText w:val=""/>
+      <w:lvlJc w:val="left"/>
+      <w:pPr>
+        <w:ind w:left="2160" w:hanging="360"/>
+      </w:pPr>
+      <w:rPr>
+        <w:rFonts w:ascii="Wingdings" w:hAnsi="Wingdings" w:hint="default"/>
+      </w:rPr>
+    </w:lvl>
+    <w:lvl w:ilvl="3" w:tplc="40090001" w:tentative="1">
+      <w:start w:val="1"/>
+      <w:numFmt w:val="bullet"/>
+      <w:lvlText w:val=""/>
+      <w:lvlJc w:val="left"/>
+      <w:pPr>
+        <w:ind w:left="2880" w:hanging="360"/>
+      </w:pPr>
+      <w:rPr>
+        <w:rFonts w:ascii="Symbol" w:hAnsi="Symbol" w:hint="default"/>
+      </w:rPr>
+    </w:lvl>
+    <w:lvl w:ilvl="4" w:tplc="40090003" w:tentative="1">
+      <w:start w:val="1"/>
+      <w:numFmt w:val="bullet"/>
+      <w:lvlText w:val="o"/>
+      <w:lvlJc w:val="left"/>
+      <w:pPr>
+        <w:ind w:left="3600" w:hanging="360"/>
+      </w:pPr>
+      <w:rPr>
+        <w:rFonts w:ascii="Courier New" w:hAnsi="Courier New" w:cs="Courier New" w:hint="default"/>
+      </w:rPr>
+    </w:lvl>
+    <w:lvl w:ilvl="5" w:tplc="40090005" w:tentative="1">
+      <w:start w:val="1"/>
+      <w:numFmt w:val="bullet"/>
+      <w:lvlText w:val=""/>
+      <w:lvlJc w:val="left"/>
+      <w:pPr>
+        <w:ind w:left="4320" w:hanging="360"/>
+      </w:pPr>
+      <w:rPr>
+        <w:rFonts w:ascii="Wingdings" w:hAnsi="Wingdings" w:hint="default"/>
+      </w:rPr>
+    </w:lvl>
+    <w:lvl w:ilvl="6" w:tplc="40090001" w:tentative="1">
+      <w:start w:val="1"/>
+      <w:numFmt w:val="bullet"/>
+      <w:lvlText w:val=""/>
+      <w:lvlJc w:val="left"/>
+      <w:pPr>
+        <w:ind w:left="5040" w:hanging="360"/>
+      </w:pPr>
+      <w:rPr>
+        <w:rFonts w:ascii="Symbol" w:hAnsi="Symbol" w:hint="default"/>
+      </w:rPr>
+    </w:lvl>
+    <w:lvl w:ilvl="7" w:tplc="40090003" w:tentative="1">
+      <w:start w:val="1"/>
+      <w:numFmt w:val="bullet"/>
+      <w:lvlText w:val="o"/>
+      <w:lvlJc w:val="left"/>
+      <w:pPr>
+        <w:ind w:left="5760" w:hanging="360"/>
+      </w:pPr>
+      <w:rPr>
+        <w:rFonts w:ascii="Courier New" w:hAnsi="Courier New" w:cs="Courier New" w:hint="default"/>
+      </w:rPr>
+    </w:lvl>
+    <w:lvl w:ilvl="8" w:tplc="40090005" w:tentative="1">
+      <w:start w:val="1"/>
+      <w:numFmt w:val="bullet"/>
+      <w:lvlText w:val=""/>
+      <w:lvlJc w:val="left"/>
+      <w:pPr>
+        <w:ind w:left="6480" w:hanging="360"/>
+      </w:pPr>
+      <w:rPr>
+        <w:rFonts w:ascii="Wingdings" w:hAnsi="Wingdings" w:hint="default"/>
+      </w:rPr>
+    </w:lvl>
+  </w:abstractNum>
   <w:num w:numId="1" w16cid:durableId="1418362105">
     <w:abstractNumId w:val="2"/>
   </w:num>
@@ -1054,6 +1199,9 @@
   </w:num>
   <w:num w:numId="3" w16cid:durableId="1031807863">
     <w:abstractNumId w:val="1"/>
+  </w:num>
+  <w:num w:numId="4" w16cid:durableId="27607020">
+    <w:abstractNumId w:val="3"/>
   </w:num>
 </w:numbering>
 </file>

--- a/Project document.docx
+++ b/Project document.docx
@@ -752,6 +752,30 @@
       </w:pPr>
       <w:r>
         <w:t>Used drill through feature on the bar chart succefully.</w:t>
+      </w:r>
+    </w:p>
+    <w:p>
+      <w:pPr>
+        <w:pStyle w:val="Normal-use"/>
+        <w:numPr>
+          <w:ilvl w:val="0"/>
+          <w:numId w:val="4"/>
+        </w:numPr>
+      </w:pPr>
+      <w:r>
+        <w:t>Made Treemap</w:t>
+      </w:r>
+    </w:p>
+    <w:p>
+      <w:pPr>
+        <w:pStyle w:val="Normal-use"/>
+        <w:numPr>
+          <w:ilvl w:val="0"/>
+          <w:numId w:val="4"/>
+        </w:numPr>
+      </w:pPr>
+      <w:r>
+        <w:t>Finished charts for 1 section</w:t>
       </w:r>
     </w:p>
     <w:sectPr>

--- a/Project document.docx
+++ b/Project document.docx
@@ -211,7 +211,15 @@
         </w:numPr>
       </w:pPr>
       <w:r>
-        <w:t>Which products are top-selling?</w:t>
+        <w:t xml:space="preserve">Which products are </w:t>
+      </w:r>
+      <w:proofErr w:type="gramStart"/>
+      <w:r>
+        <w:t>top-selling</w:t>
+      </w:r>
+      <w:proofErr w:type="gramEnd"/>
+      <w:r>
+        <w:t>?</w:t>
       </w:r>
     </w:p>
     <w:p>
@@ -620,7 +628,15 @@
         </w:numPr>
       </w:pPr>
       <w:r>
-        <w:t>Changed type of Order.Date column as it was Date/Time both but converted to Date only</w:t>
+        <w:t xml:space="preserve">Changed type of </w:t>
+      </w:r>
+      <w:proofErr w:type="spellStart"/>
+      <w:r>
+        <w:t>Order.Date</w:t>
+      </w:r>
+      <w:proofErr w:type="spellEnd"/>
+      <w:r>
+        <w:t xml:space="preserve"> column as it was Date/Time both but converted to Date only</w:t>
       </w:r>
     </w:p>
     <w:p>
@@ -644,7 +660,15 @@
         </w:numPr>
       </w:pPr>
       <w:r>
-        <w:t>Made Ship.Date column as Date only</w:t>
+        <w:t xml:space="preserve">Made </w:t>
+      </w:r>
+      <w:proofErr w:type="spellStart"/>
+      <w:r>
+        <w:t>Ship.Date</w:t>
+      </w:r>
+      <w:proofErr w:type="spellEnd"/>
+      <w:r>
+        <w:t xml:space="preserve"> column as Date only</w:t>
       </w:r>
     </w:p>
     <w:p>
@@ -739,7 +763,15 @@
         </w:numPr>
       </w:pPr>
       <w:r>
-        <w:t>Made a copy of cleaned data file in power bi folder and will work on that.</w:t>
+        <w:t xml:space="preserve">Made a copy of cleaned data file in power </w:t>
+      </w:r>
+      <w:proofErr w:type="spellStart"/>
+      <w:r>
+        <w:t>bi</w:t>
+      </w:r>
+      <w:proofErr w:type="spellEnd"/>
+      <w:r>
+        <w:t xml:space="preserve"> folder and will work on that.</w:t>
       </w:r>
     </w:p>
     <w:p>
@@ -751,7 +783,15 @@
         </w:numPr>
       </w:pPr>
       <w:r>
-        <w:t>Used drill through feature on the bar chart succefully.</w:t>
+        <w:t xml:space="preserve">Used drill through feature on the bar chart </w:t>
+      </w:r>
+      <w:proofErr w:type="spellStart"/>
+      <w:r>
+        <w:t>succefully</w:t>
+      </w:r>
+      <w:proofErr w:type="spellEnd"/>
+      <w:r>
+        <w:t>.</w:t>
       </w:r>
     </w:p>
     <w:p>
@@ -763,8 +803,13 @@
         </w:numPr>
       </w:pPr>
       <w:r>
-        <w:t>Made Treemap</w:t>
-      </w:r>
+        <w:t xml:space="preserve">Made </w:t>
+      </w:r>
+      <w:proofErr w:type="spellStart"/>
+      <w:r>
+        <w:t>Treemap</w:t>
+      </w:r>
+      <w:proofErr w:type="spellEnd"/>
     </w:p>
     <w:p>
       <w:pPr>
@@ -777,6 +822,65 @@
       <w:r>
         <w:t>Finished charts for 1 section</w:t>
       </w:r>
+    </w:p>
+    <w:p>
+      <w:pPr>
+        <w:pStyle w:val="Normal-use"/>
+      </w:pPr>
+      <w:r>
+        <w:t>Day-4</w:t>
+      </w:r>
+    </w:p>
+    <w:p>
+      <w:pPr>
+        <w:pStyle w:val="Normal-use"/>
+        <w:numPr>
+          <w:ilvl w:val="0"/>
+          <w:numId w:val="4"/>
+        </w:numPr>
+      </w:pPr>
+      <w:r>
+        <w:t>Did little makeover of the 1</w:t>
+      </w:r>
+      <w:r>
+        <w:rPr>
+          <w:vertAlign w:val="superscript"/>
+        </w:rPr>
+        <w:t>st</w:t>
+      </w:r>
+      <w:r>
+        <w:t xml:space="preserve"> section charts</w:t>
+      </w:r>
+    </w:p>
+    <w:p>
+      <w:pPr>
+        <w:pStyle w:val="Normal-use"/>
+        <w:numPr>
+          <w:ilvl w:val="0"/>
+          <w:numId w:val="5"/>
+        </w:numPr>
+      </w:pPr>
+      <w:r>
+        <w:t>Started 2</w:t>
+      </w:r>
+      <w:r>
+        <w:rPr>
+          <w:vertAlign w:val="superscript"/>
+        </w:rPr>
+        <w:t>nd</w:t>
+      </w:r>
+      <w:r>
+        <w:t xml:space="preserve"> section</w:t>
+      </w:r>
+    </w:p>
+    <w:p>
+      <w:pPr>
+        <w:pStyle w:val="Normal-use"/>
+        <w:numPr>
+          <w:ilvl w:val="0"/>
+          <w:numId w:val="5"/>
+        </w:numPr>
+      </w:pPr>
     </w:p>
     <w:sectPr>
       <w:pgSz w:w="11906" w:h="16838"/>
@@ -1103,6 +1207,119 @@
     </w:lvl>
   </w:abstractNum>
   <w:abstractNum w:abstractNumId="3" w15:restartNumberingAfterBreak="0">
+    <w:nsid w:val="63A214DF"/>
+    <w:multiLevelType w:val="hybridMultilevel"/>
+    <w:tmpl w:val="AE14CF02"/>
+    <w:lvl w:ilvl="0" w:tplc="40090001">
+      <w:start w:val="1"/>
+      <w:numFmt w:val="bullet"/>
+      <w:lvlText w:val=""/>
+      <w:lvlJc w:val="left"/>
+      <w:pPr>
+        <w:ind w:left="720" w:hanging="360"/>
+      </w:pPr>
+      <w:rPr>
+        <w:rFonts w:ascii="Symbol" w:hAnsi="Symbol" w:hint="default"/>
+      </w:rPr>
+    </w:lvl>
+    <w:lvl w:ilvl="1" w:tplc="40090003" w:tentative="1">
+      <w:start w:val="1"/>
+      <w:numFmt w:val="bullet"/>
+      <w:lvlText w:val="o"/>
+      <w:lvlJc w:val="left"/>
+      <w:pPr>
+        <w:ind w:left="1440" w:hanging="360"/>
+      </w:pPr>
+      <w:rPr>
+        <w:rFonts w:ascii="Courier New" w:hAnsi="Courier New" w:cs="Courier New" w:hint="default"/>
+      </w:rPr>
+    </w:lvl>
+    <w:lvl w:ilvl="2" w:tplc="40090005" w:tentative="1">
+      <w:start w:val="1"/>
+      <w:numFmt w:val="bullet"/>
+      <w:lvlText w:val=""/>
+      <w:lvlJc w:val="left"/>
+      <w:pPr>
+        <w:ind w:left="2160" w:hanging="360"/>
+      </w:pPr>
+      <w:rPr>
+        <w:rFonts w:ascii="Wingdings" w:hAnsi="Wingdings" w:hint="default"/>
+      </w:rPr>
+    </w:lvl>
+    <w:lvl w:ilvl="3" w:tplc="40090001" w:tentative="1">
+      <w:start w:val="1"/>
+      <w:numFmt w:val="bullet"/>
+      <w:lvlText w:val=""/>
+      <w:lvlJc w:val="left"/>
+      <w:pPr>
+        <w:ind w:left="2880" w:hanging="360"/>
+      </w:pPr>
+      <w:rPr>
+        <w:rFonts w:ascii="Symbol" w:hAnsi="Symbol" w:hint="default"/>
+      </w:rPr>
+    </w:lvl>
+    <w:lvl w:ilvl="4" w:tplc="40090003" w:tentative="1">
+      <w:start w:val="1"/>
+      <w:numFmt w:val="bullet"/>
+      <w:lvlText w:val="o"/>
+      <w:lvlJc w:val="left"/>
+      <w:pPr>
+        <w:ind w:left="3600" w:hanging="360"/>
+      </w:pPr>
+      <w:rPr>
+        <w:rFonts w:ascii="Courier New" w:hAnsi="Courier New" w:cs="Courier New" w:hint="default"/>
+      </w:rPr>
+    </w:lvl>
+    <w:lvl w:ilvl="5" w:tplc="40090005" w:tentative="1">
+      <w:start w:val="1"/>
+      <w:numFmt w:val="bullet"/>
+      <w:lvlText w:val=""/>
+      <w:lvlJc w:val="left"/>
+      <w:pPr>
+        <w:ind w:left="4320" w:hanging="360"/>
+      </w:pPr>
+      <w:rPr>
+        <w:rFonts w:ascii="Wingdings" w:hAnsi="Wingdings" w:hint="default"/>
+      </w:rPr>
+    </w:lvl>
+    <w:lvl w:ilvl="6" w:tplc="40090001" w:tentative="1">
+      <w:start w:val="1"/>
+      <w:numFmt w:val="bullet"/>
+      <w:lvlText w:val=""/>
+      <w:lvlJc w:val="left"/>
+      <w:pPr>
+        <w:ind w:left="5040" w:hanging="360"/>
+      </w:pPr>
+      <w:rPr>
+        <w:rFonts w:ascii="Symbol" w:hAnsi="Symbol" w:hint="default"/>
+      </w:rPr>
+    </w:lvl>
+    <w:lvl w:ilvl="7" w:tplc="40090003" w:tentative="1">
+      <w:start w:val="1"/>
+      <w:numFmt w:val="bullet"/>
+      <w:lvlText w:val="o"/>
+      <w:lvlJc w:val="left"/>
+      <w:pPr>
+        <w:ind w:left="5760" w:hanging="360"/>
+      </w:pPr>
+      <w:rPr>
+        <w:rFonts w:ascii="Courier New" w:hAnsi="Courier New" w:cs="Courier New" w:hint="default"/>
+      </w:rPr>
+    </w:lvl>
+    <w:lvl w:ilvl="8" w:tplc="40090005" w:tentative="1">
+      <w:start w:val="1"/>
+      <w:numFmt w:val="bullet"/>
+      <w:lvlText w:val=""/>
+      <w:lvlJc w:val="left"/>
+      <w:pPr>
+        <w:ind w:left="6480" w:hanging="360"/>
+      </w:pPr>
+      <w:rPr>
+        <w:rFonts w:ascii="Wingdings" w:hAnsi="Wingdings" w:hint="default"/>
+      </w:rPr>
+    </w:lvl>
+  </w:abstractNum>
+  <w:abstractNum w:abstractNumId="4" w15:restartNumberingAfterBreak="0">
     <w:nsid w:val="7F4557EF"/>
     <w:multiLevelType w:val="hybridMultilevel"/>
     <w:tmpl w:val="7DC0C06C"/>
@@ -1225,6 +1442,9 @@
     <w:abstractNumId w:val="1"/>
   </w:num>
   <w:num w:numId="4" w16cid:durableId="27607020">
+    <w:abstractNumId w:val="4"/>
+  </w:num>
+  <w:num w:numId="5" w16cid:durableId="1076897683">
     <w:abstractNumId w:val="3"/>
   </w:num>
 </w:numbering>

--- a/Project document.docx
+++ b/Project document.docx
@@ -871,6 +871,38 @@
       </w:r>
       <w:r>
         <w:t xml:space="preserve"> section</w:t>
+      </w:r>
+    </w:p>
+    <w:p>
+      <w:pPr>
+        <w:pStyle w:val="Normal-use"/>
+      </w:pPr>
+      <w:r>
+        <w:t>Day-5</w:t>
+      </w:r>
+    </w:p>
+    <w:p>
+      <w:pPr>
+        <w:pStyle w:val="Normal-use"/>
+        <w:numPr>
+          <w:ilvl w:val="0"/>
+          <w:numId w:val="5"/>
+        </w:numPr>
+      </w:pPr>
+      <w:r>
+        <w:t>Made scattering plot for 2.a.</w:t>
+      </w:r>
+    </w:p>
+    <w:p>
+      <w:pPr>
+        <w:pStyle w:val="Normal-use"/>
+        <w:numPr>
+          <w:ilvl w:val="0"/>
+          <w:numId w:val="5"/>
+        </w:numPr>
+      </w:pPr>
+      <w:r>
+        <w:t>Arranged page 1 visuals again for better layering.</w:t>
       </w:r>
     </w:p>
     <w:p>
@@ -1209,7 +1241,7 @@
   <w:abstractNum w:abstractNumId="3" w15:restartNumberingAfterBreak="0">
     <w:nsid w:val="63A214DF"/>
     <w:multiLevelType w:val="hybridMultilevel"/>
-    <w:tmpl w:val="AE14CF02"/>
+    <w:tmpl w:val="8252E99E"/>
     <w:lvl w:ilvl="0" w:tplc="40090001">
       <w:start w:val="1"/>
       <w:numFmt w:val="bullet"/>

--- a/Project document.docx
+++ b/Project document.docx
@@ -908,9 +908,17 @@
     <w:p>
       <w:pPr>
         <w:pStyle w:val="Normal-use"/>
+      </w:pPr>
+      <w:r>
+        <w:t>Day-6</w:t>
+      </w:r>
+    </w:p>
+    <w:p>
+      <w:pPr>
+        <w:pStyle w:val="Normal-use"/>
         <w:numPr>
           <w:ilvl w:val="0"/>
-          <w:numId w:val="5"/>
+          <w:numId w:val="6"/>
         </w:numPr>
       </w:pPr>
     </w:p>
@@ -1013,6 +1021,119 @@
     </w:lvl>
   </w:abstractNum>
   <w:abstractNum w:abstractNumId="1" w15:restartNumberingAfterBreak="0">
+    <w:nsid w:val="25A4464F"/>
+    <w:multiLevelType w:val="hybridMultilevel"/>
+    <w:tmpl w:val="EFE26178"/>
+    <w:lvl w:ilvl="0" w:tplc="40090001">
+      <w:start w:val="1"/>
+      <w:numFmt w:val="bullet"/>
+      <w:lvlText w:val=""/>
+      <w:lvlJc w:val="left"/>
+      <w:pPr>
+        <w:ind w:left="720" w:hanging="360"/>
+      </w:pPr>
+      <w:rPr>
+        <w:rFonts w:ascii="Symbol" w:hAnsi="Symbol" w:hint="default"/>
+      </w:rPr>
+    </w:lvl>
+    <w:lvl w:ilvl="1" w:tplc="40090003" w:tentative="1">
+      <w:start w:val="1"/>
+      <w:numFmt w:val="bullet"/>
+      <w:lvlText w:val="o"/>
+      <w:lvlJc w:val="left"/>
+      <w:pPr>
+        <w:ind w:left="1440" w:hanging="360"/>
+      </w:pPr>
+      <w:rPr>
+        <w:rFonts w:ascii="Courier New" w:hAnsi="Courier New" w:cs="Courier New" w:hint="default"/>
+      </w:rPr>
+    </w:lvl>
+    <w:lvl w:ilvl="2" w:tplc="40090005" w:tentative="1">
+      <w:start w:val="1"/>
+      <w:numFmt w:val="bullet"/>
+      <w:lvlText w:val=""/>
+      <w:lvlJc w:val="left"/>
+      <w:pPr>
+        <w:ind w:left="2160" w:hanging="360"/>
+      </w:pPr>
+      <w:rPr>
+        <w:rFonts w:ascii="Wingdings" w:hAnsi="Wingdings" w:hint="default"/>
+      </w:rPr>
+    </w:lvl>
+    <w:lvl w:ilvl="3" w:tplc="40090001" w:tentative="1">
+      <w:start w:val="1"/>
+      <w:numFmt w:val="bullet"/>
+      <w:lvlText w:val=""/>
+      <w:lvlJc w:val="left"/>
+      <w:pPr>
+        <w:ind w:left="2880" w:hanging="360"/>
+      </w:pPr>
+      <w:rPr>
+        <w:rFonts w:ascii="Symbol" w:hAnsi="Symbol" w:hint="default"/>
+      </w:rPr>
+    </w:lvl>
+    <w:lvl w:ilvl="4" w:tplc="40090003" w:tentative="1">
+      <w:start w:val="1"/>
+      <w:numFmt w:val="bullet"/>
+      <w:lvlText w:val="o"/>
+      <w:lvlJc w:val="left"/>
+      <w:pPr>
+        <w:ind w:left="3600" w:hanging="360"/>
+      </w:pPr>
+      <w:rPr>
+        <w:rFonts w:ascii="Courier New" w:hAnsi="Courier New" w:cs="Courier New" w:hint="default"/>
+      </w:rPr>
+    </w:lvl>
+    <w:lvl w:ilvl="5" w:tplc="40090005" w:tentative="1">
+      <w:start w:val="1"/>
+      <w:numFmt w:val="bullet"/>
+      <w:lvlText w:val=""/>
+      <w:lvlJc w:val="left"/>
+      <w:pPr>
+        <w:ind w:left="4320" w:hanging="360"/>
+      </w:pPr>
+      <w:rPr>
+        <w:rFonts w:ascii="Wingdings" w:hAnsi="Wingdings" w:hint="default"/>
+      </w:rPr>
+    </w:lvl>
+    <w:lvl w:ilvl="6" w:tplc="40090001" w:tentative="1">
+      <w:start w:val="1"/>
+      <w:numFmt w:val="bullet"/>
+      <w:lvlText w:val=""/>
+      <w:lvlJc w:val="left"/>
+      <w:pPr>
+        <w:ind w:left="5040" w:hanging="360"/>
+      </w:pPr>
+      <w:rPr>
+        <w:rFonts w:ascii="Symbol" w:hAnsi="Symbol" w:hint="default"/>
+      </w:rPr>
+    </w:lvl>
+    <w:lvl w:ilvl="7" w:tplc="40090003" w:tentative="1">
+      <w:start w:val="1"/>
+      <w:numFmt w:val="bullet"/>
+      <w:lvlText w:val="o"/>
+      <w:lvlJc w:val="left"/>
+      <w:pPr>
+        <w:ind w:left="5760" w:hanging="360"/>
+      </w:pPr>
+      <w:rPr>
+        <w:rFonts w:ascii="Courier New" w:hAnsi="Courier New" w:cs="Courier New" w:hint="default"/>
+      </w:rPr>
+    </w:lvl>
+    <w:lvl w:ilvl="8" w:tplc="40090005" w:tentative="1">
+      <w:start w:val="1"/>
+      <w:numFmt w:val="bullet"/>
+      <w:lvlText w:val=""/>
+      <w:lvlJc w:val="left"/>
+      <w:pPr>
+        <w:ind w:left="6480" w:hanging="360"/>
+      </w:pPr>
+      <w:rPr>
+        <w:rFonts w:ascii="Wingdings" w:hAnsi="Wingdings" w:hint="default"/>
+      </w:rPr>
+    </w:lvl>
+  </w:abstractNum>
+  <w:abstractNum w:abstractNumId="2" w15:restartNumberingAfterBreak="0">
     <w:nsid w:val="33D82270"/>
     <w:multiLevelType w:val="hybridMultilevel"/>
     <w:tmpl w:val="AE2C5CB2"/>
@@ -1125,7 +1246,7 @@
       </w:rPr>
     </w:lvl>
   </w:abstractNum>
-  <w:abstractNum w:abstractNumId="2" w15:restartNumberingAfterBreak="0">
+  <w:abstractNum w:abstractNumId="3" w15:restartNumberingAfterBreak="0">
     <w:nsid w:val="40BF2ED6"/>
     <w:multiLevelType w:val="hybridMultilevel"/>
     <w:tmpl w:val="F14470C6"/>
@@ -1238,7 +1359,7 @@
       </w:rPr>
     </w:lvl>
   </w:abstractNum>
-  <w:abstractNum w:abstractNumId="3" w15:restartNumberingAfterBreak="0">
+  <w:abstractNum w:abstractNumId="4" w15:restartNumberingAfterBreak="0">
     <w:nsid w:val="63A214DF"/>
     <w:multiLevelType w:val="hybridMultilevel"/>
     <w:tmpl w:val="8252E99E"/>
@@ -1351,7 +1472,7 @@
       </w:rPr>
     </w:lvl>
   </w:abstractNum>
-  <w:abstractNum w:abstractNumId="4" w15:restartNumberingAfterBreak="0">
+  <w:abstractNum w:abstractNumId="5" w15:restartNumberingAfterBreak="0">
     <w:nsid w:val="7F4557EF"/>
     <w:multiLevelType w:val="hybridMultilevel"/>
     <w:tmpl w:val="7DC0C06C"/>
@@ -1465,19 +1586,22 @@
     </w:lvl>
   </w:abstractNum>
   <w:num w:numId="1" w16cid:durableId="1418362105">
-    <w:abstractNumId w:val="2"/>
+    <w:abstractNumId w:val="3"/>
   </w:num>
   <w:num w:numId="2" w16cid:durableId="1732651033">
     <w:abstractNumId w:val="0"/>
   </w:num>
   <w:num w:numId="3" w16cid:durableId="1031807863">
-    <w:abstractNumId w:val="1"/>
+    <w:abstractNumId w:val="2"/>
   </w:num>
   <w:num w:numId="4" w16cid:durableId="27607020">
+    <w:abstractNumId w:val="5"/>
+  </w:num>
+  <w:num w:numId="5" w16cid:durableId="1076897683">
     <w:abstractNumId w:val="4"/>
   </w:num>
-  <w:num w:numId="5" w16cid:durableId="1076897683">
-    <w:abstractNumId w:val="3"/>
+  <w:num w:numId="6" w16cid:durableId="363990464">
+    <w:abstractNumId w:val="1"/>
   </w:num>
 </w:numbering>
 </file>

--- a/Project document.docx
+++ b/Project document.docx
@@ -921,6 +921,44 @@
           <w:numId w:val="6"/>
         </w:numPr>
       </w:pPr>
+      <w:r>
+        <w:t>Tried to make 2.b graph</w:t>
+      </w:r>
+    </w:p>
+    <w:p>
+      <w:pPr>
+        <w:pStyle w:val="Normal-use"/>
+      </w:pPr>
+      <w:r>
+        <w:t>Day-7</w:t>
+      </w:r>
+    </w:p>
+    <w:p>
+      <w:pPr>
+        <w:pStyle w:val="Normal-use"/>
+        <w:numPr>
+          <w:ilvl w:val="0"/>
+          <w:numId w:val="6"/>
+        </w:numPr>
+      </w:pPr>
+      <w:r>
+        <w:t>Remove summarization feature from columns discount and year.</w:t>
+      </w:r>
+    </w:p>
+    <w:p>
+      <w:pPr>
+        <w:pStyle w:val="Normal-use"/>
+        <w:numPr>
+          <w:ilvl w:val="0"/>
+          <w:numId w:val="6"/>
+        </w:numPr>
+      </w:pPr>
+      <w:r>
+        <w:t>Made chart for 2.b. Used Heatmap</w:t>
+      </w:r>
+      <w:r>
+        <w:t>.</w:t>
+      </w:r>
     </w:p>
     <w:sectPr>
       <w:pgSz w:w="11906" w:h="16838"/>
@@ -1023,7 +1061,7 @@
   <w:abstractNum w:abstractNumId="1" w15:restartNumberingAfterBreak="0">
     <w:nsid w:val="25A4464F"/>
     <w:multiLevelType w:val="hybridMultilevel"/>
-    <w:tmpl w:val="EFE26178"/>
+    <w:tmpl w:val="DB50119E"/>
     <w:lvl w:ilvl="0" w:tplc="40090001">
       <w:start w:val="1"/>
       <w:numFmt w:val="bullet"/>

--- a/Project document.docx
+++ b/Project document.docx
@@ -213,11 +213,9 @@
       <w:r>
         <w:t xml:space="preserve">Which products are </w:t>
       </w:r>
-      <w:proofErr w:type="gramStart"/>
-      <w:r>
-        <w:t>top-selling</w:t>
-      </w:r>
-      <w:proofErr w:type="gramEnd"/>
+      <w:r>
+        <w:t>top selling</w:t>
+      </w:r>
       <w:r>
         <w:t>?</w:t>
       </w:r>
@@ -959,6 +957,23 @@
       <w:r>
         <w:t>.</w:t>
       </w:r>
+    </w:p>
+    <w:p>
+      <w:pPr>
+        <w:pStyle w:val="Normal-use"/>
+      </w:pPr>
+      <w:r>
+        <w:t>Day-8</w:t>
+      </w:r>
+    </w:p>
+    <w:p>
+      <w:pPr>
+        <w:pStyle w:val="Normal-use"/>
+        <w:numPr>
+          <w:ilvl w:val="0"/>
+          <w:numId w:val="7"/>
+        </w:numPr>
+      </w:pPr>
     </w:p>
     <w:sectPr>
       <w:pgSz w:w="11906" w:h="16838"/>
@@ -1059,6 +1074,119 @@
     </w:lvl>
   </w:abstractNum>
   <w:abstractNum w:abstractNumId="1" w15:restartNumberingAfterBreak="0">
+    <w:nsid w:val="244E7801"/>
+    <w:multiLevelType w:val="hybridMultilevel"/>
+    <w:tmpl w:val="287C65D6"/>
+    <w:lvl w:ilvl="0" w:tplc="40090001">
+      <w:start w:val="1"/>
+      <w:numFmt w:val="bullet"/>
+      <w:lvlText w:val=""/>
+      <w:lvlJc w:val="left"/>
+      <w:pPr>
+        <w:ind w:left="720" w:hanging="360"/>
+      </w:pPr>
+      <w:rPr>
+        <w:rFonts w:ascii="Symbol" w:hAnsi="Symbol" w:hint="default"/>
+      </w:rPr>
+    </w:lvl>
+    <w:lvl w:ilvl="1" w:tplc="40090003" w:tentative="1">
+      <w:start w:val="1"/>
+      <w:numFmt w:val="bullet"/>
+      <w:lvlText w:val="o"/>
+      <w:lvlJc w:val="left"/>
+      <w:pPr>
+        <w:ind w:left="1440" w:hanging="360"/>
+      </w:pPr>
+      <w:rPr>
+        <w:rFonts w:ascii="Courier New" w:hAnsi="Courier New" w:cs="Courier New" w:hint="default"/>
+      </w:rPr>
+    </w:lvl>
+    <w:lvl w:ilvl="2" w:tplc="40090005" w:tentative="1">
+      <w:start w:val="1"/>
+      <w:numFmt w:val="bullet"/>
+      <w:lvlText w:val=""/>
+      <w:lvlJc w:val="left"/>
+      <w:pPr>
+        <w:ind w:left="2160" w:hanging="360"/>
+      </w:pPr>
+      <w:rPr>
+        <w:rFonts w:ascii="Wingdings" w:hAnsi="Wingdings" w:hint="default"/>
+      </w:rPr>
+    </w:lvl>
+    <w:lvl w:ilvl="3" w:tplc="40090001" w:tentative="1">
+      <w:start w:val="1"/>
+      <w:numFmt w:val="bullet"/>
+      <w:lvlText w:val=""/>
+      <w:lvlJc w:val="left"/>
+      <w:pPr>
+        <w:ind w:left="2880" w:hanging="360"/>
+      </w:pPr>
+      <w:rPr>
+        <w:rFonts w:ascii="Symbol" w:hAnsi="Symbol" w:hint="default"/>
+      </w:rPr>
+    </w:lvl>
+    <w:lvl w:ilvl="4" w:tplc="40090003" w:tentative="1">
+      <w:start w:val="1"/>
+      <w:numFmt w:val="bullet"/>
+      <w:lvlText w:val="o"/>
+      <w:lvlJc w:val="left"/>
+      <w:pPr>
+        <w:ind w:left="3600" w:hanging="360"/>
+      </w:pPr>
+      <w:rPr>
+        <w:rFonts w:ascii="Courier New" w:hAnsi="Courier New" w:cs="Courier New" w:hint="default"/>
+      </w:rPr>
+    </w:lvl>
+    <w:lvl w:ilvl="5" w:tplc="40090005" w:tentative="1">
+      <w:start w:val="1"/>
+      <w:numFmt w:val="bullet"/>
+      <w:lvlText w:val=""/>
+      <w:lvlJc w:val="left"/>
+      <w:pPr>
+        <w:ind w:left="4320" w:hanging="360"/>
+      </w:pPr>
+      <w:rPr>
+        <w:rFonts w:ascii="Wingdings" w:hAnsi="Wingdings" w:hint="default"/>
+      </w:rPr>
+    </w:lvl>
+    <w:lvl w:ilvl="6" w:tplc="40090001" w:tentative="1">
+      <w:start w:val="1"/>
+      <w:numFmt w:val="bullet"/>
+      <w:lvlText w:val=""/>
+      <w:lvlJc w:val="left"/>
+      <w:pPr>
+        <w:ind w:left="5040" w:hanging="360"/>
+      </w:pPr>
+      <w:rPr>
+        <w:rFonts w:ascii="Symbol" w:hAnsi="Symbol" w:hint="default"/>
+      </w:rPr>
+    </w:lvl>
+    <w:lvl w:ilvl="7" w:tplc="40090003" w:tentative="1">
+      <w:start w:val="1"/>
+      <w:numFmt w:val="bullet"/>
+      <w:lvlText w:val="o"/>
+      <w:lvlJc w:val="left"/>
+      <w:pPr>
+        <w:ind w:left="5760" w:hanging="360"/>
+      </w:pPr>
+      <w:rPr>
+        <w:rFonts w:ascii="Courier New" w:hAnsi="Courier New" w:cs="Courier New" w:hint="default"/>
+      </w:rPr>
+    </w:lvl>
+    <w:lvl w:ilvl="8" w:tplc="40090005" w:tentative="1">
+      <w:start w:val="1"/>
+      <w:numFmt w:val="bullet"/>
+      <w:lvlText w:val=""/>
+      <w:lvlJc w:val="left"/>
+      <w:pPr>
+        <w:ind w:left="6480" w:hanging="360"/>
+      </w:pPr>
+      <w:rPr>
+        <w:rFonts w:ascii="Wingdings" w:hAnsi="Wingdings" w:hint="default"/>
+      </w:rPr>
+    </w:lvl>
+  </w:abstractNum>
+  <w:abstractNum w:abstractNumId="2" w15:restartNumberingAfterBreak="0">
     <w:nsid w:val="25A4464F"/>
     <w:multiLevelType w:val="hybridMultilevel"/>
     <w:tmpl w:val="DB50119E"/>
@@ -1171,7 +1299,7 @@
       </w:rPr>
     </w:lvl>
   </w:abstractNum>
-  <w:abstractNum w:abstractNumId="2" w15:restartNumberingAfterBreak="0">
+  <w:abstractNum w:abstractNumId="3" w15:restartNumberingAfterBreak="0">
     <w:nsid w:val="33D82270"/>
     <w:multiLevelType w:val="hybridMultilevel"/>
     <w:tmpl w:val="AE2C5CB2"/>
@@ -1284,7 +1412,7 @@
       </w:rPr>
     </w:lvl>
   </w:abstractNum>
-  <w:abstractNum w:abstractNumId="3" w15:restartNumberingAfterBreak="0">
+  <w:abstractNum w:abstractNumId="4" w15:restartNumberingAfterBreak="0">
     <w:nsid w:val="40BF2ED6"/>
     <w:multiLevelType w:val="hybridMultilevel"/>
     <w:tmpl w:val="F14470C6"/>
@@ -1397,7 +1525,7 @@
       </w:rPr>
     </w:lvl>
   </w:abstractNum>
-  <w:abstractNum w:abstractNumId="4" w15:restartNumberingAfterBreak="0">
+  <w:abstractNum w:abstractNumId="5" w15:restartNumberingAfterBreak="0">
     <w:nsid w:val="63A214DF"/>
     <w:multiLevelType w:val="hybridMultilevel"/>
     <w:tmpl w:val="8252E99E"/>
@@ -1510,7 +1638,7 @@
       </w:rPr>
     </w:lvl>
   </w:abstractNum>
-  <w:abstractNum w:abstractNumId="5" w15:restartNumberingAfterBreak="0">
+  <w:abstractNum w:abstractNumId="6" w15:restartNumberingAfterBreak="0">
     <w:nsid w:val="7F4557EF"/>
     <w:multiLevelType w:val="hybridMultilevel"/>
     <w:tmpl w:val="7DC0C06C"/>
@@ -1624,21 +1752,24 @@
     </w:lvl>
   </w:abstractNum>
   <w:num w:numId="1" w16cid:durableId="1418362105">
-    <w:abstractNumId w:val="3"/>
+    <w:abstractNumId w:val="4"/>
   </w:num>
   <w:num w:numId="2" w16cid:durableId="1732651033">
     <w:abstractNumId w:val="0"/>
   </w:num>
   <w:num w:numId="3" w16cid:durableId="1031807863">
+    <w:abstractNumId w:val="3"/>
+  </w:num>
+  <w:num w:numId="4" w16cid:durableId="27607020">
+    <w:abstractNumId w:val="6"/>
+  </w:num>
+  <w:num w:numId="5" w16cid:durableId="1076897683">
+    <w:abstractNumId w:val="5"/>
+  </w:num>
+  <w:num w:numId="6" w16cid:durableId="363990464">
     <w:abstractNumId w:val="2"/>
   </w:num>
-  <w:num w:numId="4" w16cid:durableId="27607020">
-    <w:abstractNumId w:val="5"/>
-  </w:num>
-  <w:num w:numId="5" w16cid:durableId="1076897683">
-    <w:abstractNumId w:val="4"/>
-  </w:num>
-  <w:num w:numId="6" w16cid:durableId="363990464">
+  <w:num w:numId="7" w16cid:durableId="351614166">
     <w:abstractNumId w:val="1"/>
   </w:num>
 </w:numbering>

--- a/Project document.docx
+++ b/Project document.docx
@@ -964,6 +964,50 @@
       </w:pPr>
       <w:r>
         <w:t>Day-8</w:t>
+      </w:r>
+    </w:p>
+    <w:p>
+      <w:pPr>
+        <w:pStyle w:val="Normal-use"/>
+        <w:numPr>
+          <w:ilvl w:val="0"/>
+          <w:numId w:val="7"/>
+        </w:numPr>
+      </w:pPr>
+      <w:r>
+        <w:t>Created cards to fill space in the visualization page.</w:t>
+      </w:r>
+    </w:p>
+    <w:p>
+      <w:pPr>
+        <w:pStyle w:val="Normal-use"/>
+        <w:numPr>
+          <w:ilvl w:val="0"/>
+          <w:numId w:val="7"/>
+        </w:numPr>
+      </w:pPr>
+      <w:r>
+        <w:t xml:space="preserve">Realised 2.a chart is wrong. </w:t>
+      </w:r>
+      <w:proofErr w:type="gramStart"/>
+      <w:r>
+        <w:t>Have to</w:t>
+      </w:r>
+      <w:proofErr w:type="gramEnd"/>
+      <w:r>
+        <w:t xml:space="preserve"> change it.</w:t>
+      </w:r>
+    </w:p>
+    <w:p>
+      <w:pPr>
+        <w:pStyle w:val="Normal-use"/>
+        <w:numPr>
+          <w:ilvl w:val="0"/>
+          <w:numId w:val="7"/>
+        </w:numPr>
+      </w:pPr>
+      <w:r>
+        <w:t>Page-2 done</w:t>
       </w:r>
     </w:p>
     <w:p>

--- a/Project document.docx
+++ b/Project document.docx
@@ -1013,9 +1013,65 @@
     <w:p>
       <w:pPr>
         <w:pStyle w:val="Normal-use"/>
-        <w:numPr>
-          <w:ilvl w:val="0"/>
-          <w:numId w:val="7"/>
+      </w:pPr>
+      <w:r>
+        <w:t>Day-9</w:t>
+      </w:r>
+    </w:p>
+    <w:p>
+      <w:pPr>
+        <w:pStyle w:val="Normal-use"/>
+        <w:numPr>
+          <w:ilvl w:val="0"/>
+          <w:numId w:val="8"/>
+        </w:numPr>
+      </w:pPr>
+      <w:r>
+        <w:t>Used drill down bar graph for the 3.a question</w:t>
+      </w:r>
+    </w:p>
+    <w:p>
+      <w:pPr>
+        <w:pStyle w:val="Normal-use"/>
+        <w:numPr>
+          <w:ilvl w:val="0"/>
+          <w:numId w:val="8"/>
+        </w:numPr>
+      </w:pPr>
+      <w:r>
+        <w:t>Decorated the graph of 3.a</w:t>
+      </w:r>
+    </w:p>
+    <w:p>
+      <w:pPr>
+        <w:pStyle w:val="Normal-use"/>
+        <w:numPr>
+          <w:ilvl w:val="0"/>
+          <w:numId w:val="8"/>
+        </w:numPr>
+      </w:pPr>
+      <w:r>
+        <w:t>Implemented map visualization for 3.b</w:t>
+      </w:r>
+    </w:p>
+    <w:p>
+      <w:pPr>
+        <w:pStyle w:val="Normal-use"/>
+        <w:numPr>
+          <w:ilvl w:val="0"/>
+          <w:numId w:val="8"/>
+        </w:numPr>
+      </w:pPr>
+      <w:r>
+        <w:t>Decorated the graph of 3.b</w:t>
+      </w:r>
+    </w:p>
+    <w:p>
+      <w:pPr>
+        <w:pStyle w:val="Normal-use"/>
+        <w:numPr>
+          <w:ilvl w:val="0"/>
+          <w:numId w:val="8"/>
         </w:numPr>
       </w:pPr>
     </w:p>
@@ -1032,6 +1088,119 @@
 <file path=word/numbering.xml><?xml version="1.0" encoding="utf-8"?>
 <w:numbering xmlns:wpc="http://schemas.microsoft.com/office/word/2010/wordprocessingCanvas" xmlns:cx="http://schemas.microsoft.com/office/drawing/2014/chartex" xmlns:cx1="http://schemas.microsoft.com/office/drawing/2015/9/8/chartex" xmlns:cx2="http://schemas.microsoft.com/office/drawing/2015/10/21/chartex" xmlns:cx3="http://schemas.microsoft.com/office/drawing/2016/5/9/chartex" xmlns:cx4="http://schemas.microsoft.com/office/drawing/2016/5/10/chartex" xmlns:cx5="http://schemas.microsoft.com/office/drawing/2016/5/11/chartex" xmlns:cx6="http://schemas.microsoft.com/office/drawing/2016/5/12/chartex" xmlns:cx7="http://schemas.microsoft.com/office/drawing/2016/5/13/chartex" xmlns:cx8="http://schemas.microsoft.com/office/drawing/2016/5/14/chartex" xmlns:mc="http://schemas.openxmlformats.org/markup-compatibility/2006" xmlns:aink="http://schemas.microsoft.com/office/drawing/2016/ink" xmlns:am3d="http://schemas.microsoft.com/office/drawing/2017/model3d" xmlns:o="urn:schemas-microsoft-com:office:office" xmlns:oel="http://schemas.microsoft.com/office/2019/extlst" xmlns:r="http://schemas.openxmlformats.org/officeDocument/2006/relationships" xmlns:m="http://schemas.openxmlformats.org/officeDocument/2006/math" xmlns:v="urn:schemas-microsoft-com:vml" xmlns:wp14="http://schemas.microsoft.com/office/word/2010/wordprocessingDrawing" xmlns:wp="http://schemas.openxmlformats.org/drawingml/2006/wordprocessingDrawing" xmlns:w10="urn:schemas-microsoft-com:office:word" xmlns:w="http://schemas.openxmlformats.org/wordprocessingml/2006/main" xmlns:w14="http://schemas.microsoft.com/office/word/2010/wordml" xmlns:w15="http://schemas.microsoft.com/office/word/2012/wordml" xmlns:w16cex="http://schemas.microsoft.com/office/word/2018/wordml/cex" xmlns:w16cid="http://schemas.microsoft.com/office/word/2016/wordml/cid" xmlns:w16="http://schemas.microsoft.com/office/word/2018/wordml" xmlns:w16du="http://schemas.microsoft.com/office/word/2023/wordml/word16du" xmlns:w16sdtdh="http://schemas.microsoft.com/office/word/2020/wordml/sdtdatahash" xmlns:w16sdtfl="http://schemas.microsoft.com/office/word/2024/wordml/sdtformatlock" xmlns:w16se="http://schemas.microsoft.com/office/word/2015/wordml/symex" xmlns:wpg="http://schemas.microsoft.com/office/word/2010/wordprocessingGroup" xmlns:wpi="http://schemas.microsoft.com/office/word/2010/wordprocessingInk" xmlns:wne="http://schemas.microsoft.com/office/word/2006/wordml" xmlns:wps="http://schemas.microsoft.com/office/word/2010/wordprocessingShape" mc:Ignorable="w14 w15 w16se w16cid w16 w16cex w16sdtdh w16sdtfl w16du wp14">
   <w:abstractNum w:abstractNumId="0" w15:restartNumberingAfterBreak="0">
+    <w:nsid w:val="0A23134E"/>
+    <w:multiLevelType w:val="hybridMultilevel"/>
+    <w:tmpl w:val="A17CBD14"/>
+    <w:lvl w:ilvl="0" w:tplc="40090001">
+      <w:start w:val="1"/>
+      <w:numFmt w:val="bullet"/>
+      <w:lvlText w:val=""/>
+      <w:lvlJc w:val="left"/>
+      <w:pPr>
+        <w:ind w:left="720" w:hanging="360"/>
+      </w:pPr>
+      <w:rPr>
+        <w:rFonts w:ascii="Symbol" w:hAnsi="Symbol" w:hint="default"/>
+      </w:rPr>
+    </w:lvl>
+    <w:lvl w:ilvl="1" w:tplc="40090003" w:tentative="1">
+      <w:start w:val="1"/>
+      <w:numFmt w:val="bullet"/>
+      <w:lvlText w:val="o"/>
+      <w:lvlJc w:val="left"/>
+      <w:pPr>
+        <w:ind w:left="1440" w:hanging="360"/>
+      </w:pPr>
+      <w:rPr>
+        <w:rFonts w:ascii="Courier New" w:hAnsi="Courier New" w:cs="Courier New" w:hint="default"/>
+      </w:rPr>
+    </w:lvl>
+    <w:lvl w:ilvl="2" w:tplc="40090005" w:tentative="1">
+      <w:start w:val="1"/>
+      <w:numFmt w:val="bullet"/>
+      <w:lvlText w:val=""/>
+      <w:lvlJc w:val="left"/>
+      <w:pPr>
+        <w:ind w:left="2160" w:hanging="360"/>
+      </w:pPr>
+      <w:rPr>
+        <w:rFonts w:ascii="Wingdings" w:hAnsi="Wingdings" w:hint="default"/>
+      </w:rPr>
+    </w:lvl>
+    <w:lvl w:ilvl="3" w:tplc="40090001" w:tentative="1">
+      <w:start w:val="1"/>
+      <w:numFmt w:val="bullet"/>
+      <w:lvlText w:val=""/>
+      <w:lvlJc w:val="left"/>
+      <w:pPr>
+        <w:ind w:left="2880" w:hanging="360"/>
+      </w:pPr>
+      <w:rPr>
+        <w:rFonts w:ascii="Symbol" w:hAnsi="Symbol" w:hint="default"/>
+      </w:rPr>
+    </w:lvl>
+    <w:lvl w:ilvl="4" w:tplc="40090003" w:tentative="1">
+      <w:start w:val="1"/>
+      <w:numFmt w:val="bullet"/>
+      <w:lvlText w:val="o"/>
+      <w:lvlJc w:val="left"/>
+      <w:pPr>
+        <w:ind w:left="3600" w:hanging="360"/>
+      </w:pPr>
+      <w:rPr>
+        <w:rFonts w:ascii="Courier New" w:hAnsi="Courier New" w:cs="Courier New" w:hint="default"/>
+      </w:rPr>
+    </w:lvl>
+    <w:lvl w:ilvl="5" w:tplc="40090005" w:tentative="1">
+      <w:start w:val="1"/>
+      <w:numFmt w:val="bullet"/>
+      <w:lvlText w:val=""/>
+      <w:lvlJc w:val="left"/>
+      <w:pPr>
+        <w:ind w:left="4320" w:hanging="360"/>
+      </w:pPr>
+      <w:rPr>
+        <w:rFonts w:ascii="Wingdings" w:hAnsi="Wingdings" w:hint="default"/>
+      </w:rPr>
+    </w:lvl>
+    <w:lvl w:ilvl="6" w:tplc="40090001" w:tentative="1">
+      <w:start w:val="1"/>
+      <w:numFmt w:val="bullet"/>
+      <w:lvlText w:val=""/>
+      <w:lvlJc w:val="left"/>
+      <w:pPr>
+        <w:ind w:left="5040" w:hanging="360"/>
+      </w:pPr>
+      <w:rPr>
+        <w:rFonts w:ascii="Symbol" w:hAnsi="Symbol" w:hint="default"/>
+      </w:rPr>
+    </w:lvl>
+    <w:lvl w:ilvl="7" w:tplc="40090003" w:tentative="1">
+      <w:start w:val="1"/>
+      <w:numFmt w:val="bullet"/>
+      <w:lvlText w:val="o"/>
+      <w:lvlJc w:val="left"/>
+      <w:pPr>
+        <w:ind w:left="5760" w:hanging="360"/>
+      </w:pPr>
+      <w:rPr>
+        <w:rFonts w:ascii="Courier New" w:hAnsi="Courier New" w:cs="Courier New" w:hint="default"/>
+      </w:rPr>
+    </w:lvl>
+    <w:lvl w:ilvl="8" w:tplc="40090005" w:tentative="1">
+      <w:start w:val="1"/>
+      <w:numFmt w:val="bullet"/>
+      <w:lvlText w:val=""/>
+      <w:lvlJc w:val="left"/>
+      <w:pPr>
+        <w:ind w:left="6480" w:hanging="360"/>
+      </w:pPr>
+      <w:rPr>
+        <w:rFonts w:ascii="Wingdings" w:hAnsi="Wingdings" w:hint="default"/>
+      </w:rPr>
+    </w:lvl>
+  </w:abstractNum>
+  <w:abstractNum w:abstractNumId="1" w15:restartNumberingAfterBreak="0">
     <w:nsid w:val="101C460A"/>
     <w:multiLevelType w:val="hybridMultilevel"/>
     <w:tmpl w:val="7F9283AE"/>
@@ -1117,7 +1286,7 @@
       </w:pPr>
     </w:lvl>
   </w:abstractNum>
-  <w:abstractNum w:abstractNumId="1" w15:restartNumberingAfterBreak="0">
+  <w:abstractNum w:abstractNumId="2" w15:restartNumberingAfterBreak="0">
     <w:nsid w:val="244E7801"/>
     <w:multiLevelType w:val="hybridMultilevel"/>
     <w:tmpl w:val="287C65D6"/>
@@ -1230,7 +1399,7 @@
       </w:rPr>
     </w:lvl>
   </w:abstractNum>
-  <w:abstractNum w:abstractNumId="2" w15:restartNumberingAfterBreak="0">
+  <w:abstractNum w:abstractNumId="3" w15:restartNumberingAfterBreak="0">
     <w:nsid w:val="25A4464F"/>
     <w:multiLevelType w:val="hybridMultilevel"/>
     <w:tmpl w:val="DB50119E"/>
@@ -1343,7 +1512,7 @@
       </w:rPr>
     </w:lvl>
   </w:abstractNum>
-  <w:abstractNum w:abstractNumId="3" w15:restartNumberingAfterBreak="0">
+  <w:abstractNum w:abstractNumId="4" w15:restartNumberingAfterBreak="0">
     <w:nsid w:val="33D82270"/>
     <w:multiLevelType w:val="hybridMultilevel"/>
     <w:tmpl w:val="AE2C5CB2"/>
@@ -1456,7 +1625,7 @@
       </w:rPr>
     </w:lvl>
   </w:abstractNum>
-  <w:abstractNum w:abstractNumId="4" w15:restartNumberingAfterBreak="0">
+  <w:abstractNum w:abstractNumId="5" w15:restartNumberingAfterBreak="0">
     <w:nsid w:val="40BF2ED6"/>
     <w:multiLevelType w:val="hybridMultilevel"/>
     <w:tmpl w:val="F14470C6"/>
@@ -1569,7 +1738,7 @@
       </w:rPr>
     </w:lvl>
   </w:abstractNum>
-  <w:abstractNum w:abstractNumId="5" w15:restartNumberingAfterBreak="0">
+  <w:abstractNum w:abstractNumId="6" w15:restartNumberingAfterBreak="0">
     <w:nsid w:val="63A214DF"/>
     <w:multiLevelType w:val="hybridMultilevel"/>
     <w:tmpl w:val="8252E99E"/>
@@ -1682,7 +1851,7 @@
       </w:rPr>
     </w:lvl>
   </w:abstractNum>
-  <w:abstractNum w:abstractNumId="6" w15:restartNumberingAfterBreak="0">
+  <w:abstractNum w:abstractNumId="7" w15:restartNumberingAfterBreak="0">
     <w:nsid w:val="7F4557EF"/>
     <w:multiLevelType w:val="hybridMultilevel"/>
     <w:tmpl w:val="7DC0C06C"/>
@@ -1796,25 +1965,28 @@
     </w:lvl>
   </w:abstractNum>
   <w:num w:numId="1" w16cid:durableId="1418362105">
+    <w:abstractNumId w:val="5"/>
+  </w:num>
+  <w:num w:numId="2" w16cid:durableId="1732651033">
+    <w:abstractNumId w:val="1"/>
+  </w:num>
+  <w:num w:numId="3" w16cid:durableId="1031807863">
     <w:abstractNumId w:val="4"/>
   </w:num>
-  <w:num w:numId="2" w16cid:durableId="1732651033">
-    <w:abstractNumId w:val="0"/>
+  <w:num w:numId="4" w16cid:durableId="27607020">
+    <w:abstractNumId w:val="7"/>
   </w:num>
-  <w:num w:numId="3" w16cid:durableId="1031807863">
+  <w:num w:numId="5" w16cid:durableId="1076897683">
+    <w:abstractNumId w:val="6"/>
+  </w:num>
+  <w:num w:numId="6" w16cid:durableId="363990464">
     <w:abstractNumId w:val="3"/>
   </w:num>
-  <w:num w:numId="4" w16cid:durableId="27607020">
-    <w:abstractNumId w:val="6"/>
-  </w:num>
-  <w:num w:numId="5" w16cid:durableId="1076897683">
-    <w:abstractNumId w:val="5"/>
-  </w:num>
-  <w:num w:numId="6" w16cid:durableId="363990464">
+  <w:num w:numId="7" w16cid:durableId="351614166">
     <w:abstractNumId w:val="2"/>
   </w:num>
-  <w:num w:numId="7" w16cid:durableId="351614166">
-    <w:abstractNumId w:val="1"/>
+  <w:num w:numId="8" w16cid:durableId="1835141420">
+    <w:abstractNumId w:val="0"/>
   </w:num>
 </w:numbering>
 </file>

--- a/Project document.docx
+++ b/Project document.docx
@@ -1069,9 +1069,49 @@
     <w:p>
       <w:pPr>
         <w:pStyle w:val="Normal-use"/>
-        <w:numPr>
-          <w:ilvl w:val="0"/>
-          <w:numId w:val="8"/>
+      </w:pPr>
+      <w:r>
+        <w:t>Day-10</w:t>
+      </w:r>
+    </w:p>
+    <w:p>
+      <w:pPr>
+        <w:pStyle w:val="Normal-use"/>
+        <w:numPr>
+          <w:ilvl w:val="0"/>
+          <w:numId w:val="9"/>
+        </w:numPr>
+      </w:pPr>
+      <w:r>
+        <w:t>Used clustered bar chart for graph 3.c.</w:t>
+      </w:r>
+    </w:p>
+    <w:p>
+      <w:pPr>
+        <w:pStyle w:val="Normal-use"/>
+        <w:numPr>
+          <w:ilvl w:val="0"/>
+          <w:numId w:val="9"/>
+        </w:numPr>
+      </w:pPr>
+      <w:r>
+        <w:t>Decorated the graph 3.c</w:t>
+      </w:r>
+    </w:p>
+    <w:p>
+      <w:pPr>
+        <w:pStyle w:val="Normal-use"/>
+      </w:pPr>
+      <w:r>
+        <w:t>Day-11</w:t>
+      </w:r>
+    </w:p>
+    <w:p>
+      <w:pPr>
+        <w:pStyle w:val="Normal-use"/>
+        <w:numPr>
+          <w:ilvl w:val="0"/>
+          <w:numId w:val="10"/>
         </w:numPr>
       </w:pPr>
     </w:p>
@@ -1739,6 +1779,232 @@
     </w:lvl>
   </w:abstractNum>
   <w:abstractNum w:abstractNumId="6" w15:restartNumberingAfterBreak="0">
+    <w:nsid w:val="41A52809"/>
+    <w:multiLevelType w:val="hybridMultilevel"/>
+    <w:tmpl w:val="3788E346"/>
+    <w:lvl w:ilvl="0" w:tplc="40090001">
+      <w:start w:val="1"/>
+      <w:numFmt w:val="bullet"/>
+      <w:lvlText w:val=""/>
+      <w:lvlJc w:val="left"/>
+      <w:pPr>
+        <w:ind w:left="720" w:hanging="360"/>
+      </w:pPr>
+      <w:rPr>
+        <w:rFonts w:ascii="Symbol" w:hAnsi="Symbol" w:hint="default"/>
+      </w:rPr>
+    </w:lvl>
+    <w:lvl w:ilvl="1" w:tplc="40090003" w:tentative="1">
+      <w:start w:val="1"/>
+      <w:numFmt w:val="bullet"/>
+      <w:lvlText w:val="o"/>
+      <w:lvlJc w:val="left"/>
+      <w:pPr>
+        <w:ind w:left="1440" w:hanging="360"/>
+      </w:pPr>
+      <w:rPr>
+        <w:rFonts w:ascii="Courier New" w:hAnsi="Courier New" w:cs="Courier New" w:hint="default"/>
+      </w:rPr>
+    </w:lvl>
+    <w:lvl w:ilvl="2" w:tplc="40090005" w:tentative="1">
+      <w:start w:val="1"/>
+      <w:numFmt w:val="bullet"/>
+      <w:lvlText w:val=""/>
+      <w:lvlJc w:val="left"/>
+      <w:pPr>
+        <w:ind w:left="2160" w:hanging="360"/>
+      </w:pPr>
+      <w:rPr>
+        <w:rFonts w:ascii="Wingdings" w:hAnsi="Wingdings" w:hint="default"/>
+      </w:rPr>
+    </w:lvl>
+    <w:lvl w:ilvl="3" w:tplc="40090001" w:tentative="1">
+      <w:start w:val="1"/>
+      <w:numFmt w:val="bullet"/>
+      <w:lvlText w:val=""/>
+      <w:lvlJc w:val="left"/>
+      <w:pPr>
+        <w:ind w:left="2880" w:hanging="360"/>
+      </w:pPr>
+      <w:rPr>
+        <w:rFonts w:ascii="Symbol" w:hAnsi="Symbol" w:hint="default"/>
+      </w:rPr>
+    </w:lvl>
+    <w:lvl w:ilvl="4" w:tplc="40090003" w:tentative="1">
+      <w:start w:val="1"/>
+      <w:numFmt w:val="bullet"/>
+      <w:lvlText w:val="o"/>
+      <w:lvlJc w:val="left"/>
+      <w:pPr>
+        <w:ind w:left="3600" w:hanging="360"/>
+      </w:pPr>
+      <w:rPr>
+        <w:rFonts w:ascii="Courier New" w:hAnsi="Courier New" w:cs="Courier New" w:hint="default"/>
+      </w:rPr>
+    </w:lvl>
+    <w:lvl w:ilvl="5" w:tplc="40090005" w:tentative="1">
+      <w:start w:val="1"/>
+      <w:numFmt w:val="bullet"/>
+      <w:lvlText w:val=""/>
+      <w:lvlJc w:val="left"/>
+      <w:pPr>
+        <w:ind w:left="4320" w:hanging="360"/>
+      </w:pPr>
+      <w:rPr>
+        <w:rFonts w:ascii="Wingdings" w:hAnsi="Wingdings" w:hint="default"/>
+      </w:rPr>
+    </w:lvl>
+    <w:lvl w:ilvl="6" w:tplc="40090001" w:tentative="1">
+      <w:start w:val="1"/>
+      <w:numFmt w:val="bullet"/>
+      <w:lvlText w:val=""/>
+      <w:lvlJc w:val="left"/>
+      <w:pPr>
+        <w:ind w:left="5040" w:hanging="360"/>
+      </w:pPr>
+      <w:rPr>
+        <w:rFonts w:ascii="Symbol" w:hAnsi="Symbol" w:hint="default"/>
+      </w:rPr>
+    </w:lvl>
+    <w:lvl w:ilvl="7" w:tplc="40090003" w:tentative="1">
+      <w:start w:val="1"/>
+      <w:numFmt w:val="bullet"/>
+      <w:lvlText w:val="o"/>
+      <w:lvlJc w:val="left"/>
+      <w:pPr>
+        <w:ind w:left="5760" w:hanging="360"/>
+      </w:pPr>
+      <w:rPr>
+        <w:rFonts w:ascii="Courier New" w:hAnsi="Courier New" w:cs="Courier New" w:hint="default"/>
+      </w:rPr>
+    </w:lvl>
+    <w:lvl w:ilvl="8" w:tplc="40090005" w:tentative="1">
+      <w:start w:val="1"/>
+      <w:numFmt w:val="bullet"/>
+      <w:lvlText w:val=""/>
+      <w:lvlJc w:val="left"/>
+      <w:pPr>
+        <w:ind w:left="6480" w:hanging="360"/>
+      </w:pPr>
+      <w:rPr>
+        <w:rFonts w:ascii="Wingdings" w:hAnsi="Wingdings" w:hint="default"/>
+      </w:rPr>
+    </w:lvl>
+  </w:abstractNum>
+  <w:abstractNum w:abstractNumId="7" w15:restartNumberingAfterBreak="0">
+    <w:nsid w:val="4BFB1951"/>
+    <w:multiLevelType w:val="hybridMultilevel"/>
+    <w:tmpl w:val="F69695C8"/>
+    <w:lvl w:ilvl="0" w:tplc="40090001">
+      <w:start w:val="1"/>
+      <w:numFmt w:val="bullet"/>
+      <w:lvlText w:val=""/>
+      <w:lvlJc w:val="left"/>
+      <w:pPr>
+        <w:ind w:left="720" w:hanging="360"/>
+      </w:pPr>
+      <w:rPr>
+        <w:rFonts w:ascii="Symbol" w:hAnsi="Symbol" w:hint="default"/>
+      </w:rPr>
+    </w:lvl>
+    <w:lvl w:ilvl="1" w:tplc="40090003" w:tentative="1">
+      <w:start w:val="1"/>
+      <w:numFmt w:val="bullet"/>
+      <w:lvlText w:val="o"/>
+      <w:lvlJc w:val="left"/>
+      <w:pPr>
+        <w:ind w:left="1440" w:hanging="360"/>
+      </w:pPr>
+      <w:rPr>
+        <w:rFonts w:ascii="Courier New" w:hAnsi="Courier New" w:cs="Courier New" w:hint="default"/>
+      </w:rPr>
+    </w:lvl>
+    <w:lvl w:ilvl="2" w:tplc="40090005" w:tentative="1">
+      <w:start w:val="1"/>
+      <w:numFmt w:val="bullet"/>
+      <w:lvlText w:val=""/>
+      <w:lvlJc w:val="left"/>
+      <w:pPr>
+        <w:ind w:left="2160" w:hanging="360"/>
+      </w:pPr>
+      <w:rPr>
+        <w:rFonts w:ascii="Wingdings" w:hAnsi="Wingdings" w:hint="default"/>
+      </w:rPr>
+    </w:lvl>
+    <w:lvl w:ilvl="3" w:tplc="40090001" w:tentative="1">
+      <w:start w:val="1"/>
+      <w:numFmt w:val="bullet"/>
+      <w:lvlText w:val=""/>
+      <w:lvlJc w:val="left"/>
+      <w:pPr>
+        <w:ind w:left="2880" w:hanging="360"/>
+      </w:pPr>
+      <w:rPr>
+        <w:rFonts w:ascii="Symbol" w:hAnsi="Symbol" w:hint="default"/>
+      </w:rPr>
+    </w:lvl>
+    <w:lvl w:ilvl="4" w:tplc="40090003" w:tentative="1">
+      <w:start w:val="1"/>
+      <w:numFmt w:val="bullet"/>
+      <w:lvlText w:val="o"/>
+      <w:lvlJc w:val="left"/>
+      <w:pPr>
+        <w:ind w:left="3600" w:hanging="360"/>
+      </w:pPr>
+      <w:rPr>
+        <w:rFonts w:ascii="Courier New" w:hAnsi="Courier New" w:cs="Courier New" w:hint="default"/>
+      </w:rPr>
+    </w:lvl>
+    <w:lvl w:ilvl="5" w:tplc="40090005" w:tentative="1">
+      <w:start w:val="1"/>
+      <w:numFmt w:val="bullet"/>
+      <w:lvlText w:val=""/>
+      <w:lvlJc w:val="left"/>
+      <w:pPr>
+        <w:ind w:left="4320" w:hanging="360"/>
+      </w:pPr>
+      <w:rPr>
+        <w:rFonts w:ascii="Wingdings" w:hAnsi="Wingdings" w:hint="default"/>
+      </w:rPr>
+    </w:lvl>
+    <w:lvl w:ilvl="6" w:tplc="40090001" w:tentative="1">
+      <w:start w:val="1"/>
+      <w:numFmt w:val="bullet"/>
+      <w:lvlText w:val=""/>
+      <w:lvlJc w:val="left"/>
+      <w:pPr>
+        <w:ind w:left="5040" w:hanging="360"/>
+      </w:pPr>
+      <w:rPr>
+        <w:rFonts w:ascii="Symbol" w:hAnsi="Symbol" w:hint="default"/>
+      </w:rPr>
+    </w:lvl>
+    <w:lvl w:ilvl="7" w:tplc="40090003" w:tentative="1">
+      <w:start w:val="1"/>
+      <w:numFmt w:val="bullet"/>
+      <w:lvlText w:val="o"/>
+      <w:lvlJc w:val="left"/>
+      <w:pPr>
+        <w:ind w:left="5760" w:hanging="360"/>
+      </w:pPr>
+      <w:rPr>
+        <w:rFonts w:ascii="Courier New" w:hAnsi="Courier New" w:cs="Courier New" w:hint="default"/>
+      </w:rPr>
+    </w:lvl>
+    <w:lvl w:ilvl="8" w:tplc="40090005" w:tentative="1">
+      <w:start w:val="1"/>
+      <w:numFmt w:val="bullet"/>
+      <w:lvlText w:val=""/>
+      <w:lvlJc w:val="left"/>
+      <w:pPr>
+        <w:ind w:left="6480" w:hanging="360"/>
+      </w:pPr>
+      <w:rPr>
+        <w:rFonts w:ascii="Wingdings" w:hAnsi="Wingdings" w:hint="default"/>
+      </w:rPr>
+    </w:lvl>
+  </w:abstractNum>
+  <w:abstractNum w:abstractNumId="8" w15:restartNumberingAfterBreak="0">
     <w:nsid w:val="63A214DF"/>
     <w:multiLevelType w:val="hybridMultilevel"/>
     <w:tmpl w:val="8252E99E"/>
@@ -1851,7 +2117,7 @@
       </w:rPr>
     </w:lvl>
   </w:abstractNum>
-  <w:abstractNum w:abstractNumId="7" w15:restartNumberingAfterBreak="0">
+  <w:abstractNum w:abstractNumId="9" w15:restartNumberingAfterBreak="0">
     <w:nsid w:val="7F4557EF"/>
     <w:multiLevelType w:val="hybridMultilevel"/>
     <w:tmpl w:val="7DC0C06C"/>
@@ -1974,10 +2240,10 @@
     <w:abstractNumId w:val="4"/>
   </w:num>
   <w:num w:numId="4" w16cid:durableId="27607020">
-    <w:abstractNumId w:val="7"/>
+    <w:abstractNumId w:val="9"/>
   </w:num>
   <w:num w:numId="5" w16cid:durableId="1076897683">
-    <w:abstractNumId w:val="6"/>
+    <w:abstractNumId w:val="8"/>
   </w:num>
   <w:num w:numId="6" w16cid:durableId="363990464">
     <w:abstractNumId w:val="3"/>
@@ -1987,6 +2253,12 @@
   </w:num>
   <w:num w:numId="8" w16cid:durableId="1835141420">
     <w:abstractNumId w:val="0"/>
+  </w:num>
+  <w:num w:numId="9" w16cid:durableId="168301217">
+    <w:abstractNumId w:val="7"/>
+  </w:num>
+  <w:num w:numId="10" w16cid:durableId="4678116">
+    <w:abstractNumId w:val="6"/>
   </w:num>
 </w:numbering>
 </file>

--- a/Project document.docx
+++ b/Project document.docx
@@ -1104,6 +1104,135 @@
       </w:pPr>
       <w:r>
         <w:t>Day-11</w:t>
+      </w:r>
+    </w:p>
+    <w:p>
+      <w:pPr>
+        <w:pStyle w:val="Normal-use"/>
+        <w:numPr>
+          <w:ilvl w:val="0"/>
+          <w:numId w:val="10"/>
+        </w:numPr>
+      </w:pPr>
+      <w:r>
+        <w:lastRenderedPageBreak/>
+        <w:t>For 4.a I have used cards.</w:t>
+      </w:r>
+    </w:p>
+    <w:p>
+      <w:pPr>
+        <w:pStyle w:val="Normal-use"/>
+        <w:numPr>
+          <w:ilvl w:val="0"/>
+          <w:numId w:val="10"/>
+        </w:numPr>
+      </w:pPr>
+      <w:r>
+        <w:t>For 4.b I have used bar graph.</w:t>
+      </w:r>
+    </w:p>
+    <w:p>
+      <w:pPr>
+        <w:pStyle w:val="Normal-use"/>
+        <w:numPr>
+          <w:ilvl w:val="0"/>
+          <w:numId w:val="10"/>
+        </w:numPr>
+      </w:pPr>
+      <w:proofErr w:type="gramStart"/>
+      <w:r>
+        <w:t>4 part</w:t>
+      </w:r>
+      <w:proofErr w:type="gramEnd"/>
+      <w:r>
+        <w:t xml:space="preserve"> graphs done and polished.</w:t>
+      </w:r>
+    </w:p>
+    <w:p>
+      <w:pPr>
+        <w:pStyle w:val="Normal-use"/>
+        <w:numPr>
+          <w:ilvl w:val="0"/>
+          <w:numId w:val="10"/>
+        </w:numPr>
+      </w:pPr>
+      <w:r>
+        <w:t>For 5.a I have used bar chart</w:t>
+      </w:r>
+    </w:p>
+    <w:p>
+      <w:pPr>
+        <w:pStyle w:val="Normal-use"/>
+        <w:numPr>
+          <w:ilvl w:val="0"/>
+          <w:numId w:val="10"/>
+        </w:numPr>
+      </w:pPr>
+      <w:r>
+        <w:t>5</w:t>
+      </w:r>
+      <w:r>
+        <w:rPr>
+          <w:vertAlign w:val="superscript"/>
+        </w:rPr>
+        <w:t>th</w:t>
+      </w:r>
+      <w:r>
+        <w:t xml:space="preserve"> part graphs done and polished.</w:t>
+      </w:r>
+    </w:p>
+    <w:p>
+      <w:pPr>
+        <w:pStyle w:val="Normal-use"/>
+        <w:numPr>
+          <w:ilvl w:val="0"/>
+          <w:numId w:val="10"/>
+        </w:numPr>
+      </w:pPr>
+      <w:r>
+        <w:t>Used Line graph 6.a</w:t>
+      </w:r>
+    </w:p>
+    <w:p>
+      <w:pPr>
+        <w:pStyle w:val="Normal-use"/>
+        <w:numPr>
+          <w:ilvl w:val="0"/>
+          <w:numId w:val="10"/>
+        </w:numPr>
+      </w:pPr>
+      <w:r>
+        <w:t>6</w:t>
+      </w:r>
+      <w:r>
+        <w:rPr>
+          <w:vertAlign w:val="superscript"/>
+        </w:rPr>
+        <w:t>th</w:t>
+      </w:r>
+      <w:r>
+        <w:t xml:space="preserve"> part graph done and polished.</w:t>
+      </w:r>
+    </w:p>
+    <w:p>
+      <w:pPr>
+        <w:pStyle w:val="Normal-use"/>
+        <w:numPr>
+          <w:ilvl w:val="0"/>
+          <w:numId w:val="10"/>
+        </w:numPr>
+      </w:pPr>
+      <w:r>
+        <w:t>7</w:t>
+      </w:r>
+      <w:r>
+        <w:rPr>
+          <w:vertAlign w:val="superscript"/>
+        </w:rPr>
+        <w:t>th</w:t>
+      </w:r>
+      <w:r>
+        <w:t xml:space="preserve"> part graph done and polished.</w:t>
       </w:r>
     </w:p>
     <w:p>
@@ -1794,7 +1923,7 @@
         <w:rFonts w:ascii="Symbol" w:hAnsi="Symbol" w:hint="default"/>
       </w:rPr>
     </w:lvl>
-    <w:lvl w:ilvl="1" w:tplc="40090003" w:tentative="1">
+    <w:lvl w:ilvl="1" w:tplc="40090003">
       <w:start w:val="1"/>
       <w:numFmt w:val="bullet"/>
       <w:lvlText w:val="o"/>

--- a/Project document.docx
+++ b/Project document.docx
@@ -626,15 +626,7 @@
         </w:numPr>
       </w:pPr>
       <w:r>
-        <w:t xml:space="preserve">Changed type of </w:t>
-      </w:r>
-      <w:proofErr w:type="spellStart"/>
-      <w:r>
-        <w:t>Order.Date</w:t>
-      </w:r>
-      <w:proofErr w:type="spellEnd"/>
-      <w:r>
-        <w:t xml:space="preserve"> column as it was Date/Time both but converted to Date only</w:t>
+        <w:t>Changed type of Order.Date column as it was Date/Time both but converted to Date only</w:t>
       </w:r>
     </w:p>
     <w:p>
@@ -658,15 +650,7 @@
         </w:numPr>
       </w:pPr>
       <w:r>
-        <w:t xml:space="preserve">Made </w:t>
-      </w:r>
-      <w:proofErr w:type="spellStart"/>
-      <w:r>
-        <w:t>Ship.Date</w:t>
-      </w:r>
-      <w:proofErr w:type="spellEnd"/>
-      <w:r>
-        <w:t xml:space="preserve"> column as Date only</w:t>
+        <w:t>Made Ship.Date column as Date only</w:t>
       </w:r>
     </w:p>
     <w:p>
@@ -761,15 +745,7 @@
         </w:numPr>
       </w:pPr>
       <w:r>
-        <w:t xml:space="preserve">Made a copy of cleaned data file in power </w:t>
-      </w:r>
-      <w:proofErr w:type="spellStart"/>
-      <w:r>
-        <w:t>bi</w:t>
-      </w:r>
-      <w:proofErr w:type="spellEnd"/>
-      <w:r>
-        <w:t xml:space="preserve"> folder and will work on that.</w:t>
+        <w:t>Made a copy of cleaned data file in power bi folder and will work on that.</w:t>
       </w:r>
     </w:p>
     <w:p>
@@ -781,15 +757,7 @@
         </w:numPr>
       </w:pPr>
       <w:r>
-        <w:t xml:space="preserve">Used drill through feature on the bar chart </w:t>
-      </w:r>
-      <w:proofErr w:type="spellStart"/>
-      <w:r>
-        <w:t>succefully</w:t>
-      </w:r>
-      <w:proofErr w:type="spellEnd"/>
-      <w:r>
-        <w:t>.</w:t>
+        <w:t>Used drill through feature on the bar chart succefully.</w:t>
       </w:r>
     </w:p>
     <w:p>
@@ -801,13 +769,8 @@
         </w:numPr>
       </w:pPr>
       <w:r>
-        <w:t xml:space="preserve">Made </w:t>
-      </w:r>
-      <w:proofErr w:type="spellStart"/>
-      <w:r>
-        <w:t>Treemap</w:t>
-      </w:r>
-      <w:proofErr w:type="spellEnd"/>
+        <w:t>Made Treemap</w:t>
+      </w:r>
     </w:p>
     <w:p>
       <w:pPr>
@@ -987,15 +950,7 @@
         </w:numPr>
       </w:pPr>
       <w:r>
-        <w:t xml:space="preserve">Realised 2.a chart is wrong. </w:t>
-      </w:r>
-      <w:proofErr w:type="gramStart"/>
-      <w:r>
-        <w:t>Have to</w:t>
-      </w:r>
-      <w:proofErr w:type="gramEnd"/>
-      <w:r>
-        <w:t xml:space="preserve"> change it.</w:t>
+        <w:t>Realised 2.a chart is wrong. Have to change it.</w:t>
       </w:r>
     </w:p>
     <w:p>
@@ -1139,13 +1094,8 @@
           <w:numId w:val="10"/>
         </w:numPr>
       </w:pPr>
-      <w:proofErr w:type="gramStart"/>
-      <w:r>
-        <w:t>4 part</w:t>
-      </w:r>
-      <w:proofErr w:type="gramEnd"/>
-      <w:r>
-        <w:t xml:space="preserve"> graphs done and polished.</w:t>
+      <w:r>
+        <w:t>4 part graphs done and polished.</w:t>
       </w:r>
     </w:p>
     <w:p>
@@ -1243,6 +1193,51 @@
           <w:numId w:val="10"/>
         </w:numPr>
       </w:pPr>
+      <w:r>
+        <w:t>8</w:t>
+      </w:r>
+      <w:r>
+        <w:rPr>
+          <w:vertAlign w:val="superscript"/>
+        </w:rPr>
+        <w:t>th</w:t>
+      </w:r>
+      <w:r>
+        <w:t xml:space="preserve"> part graph done and polished.</w:t>
+      </w:r>
+    </w:p>
+    <w:p>
+      <w:pPr>
+        <w:pStyle w:val="Normal-use"/>
+        <w:numPr>
+          <w:ilvl w:val="0"/>
+          <w:numId w:val="10"/>
+        </w:numPr>
+      </w:pPr>
+      <w:r>
+        <w:t>9</w:t>
+      </w:r>
+      <w:r>
+        <w:rPr>
+          <w:vertAlign w:val="superscript"/>
+        </w:rPr>
+        <w:t>th</w:t>
+      </w:r>
+      <w:r>
+        <w:t xml:space="preserve"> part graph done and polished.</w:t>
+      </w:r>
+    </w:p>
+    <w:p>
+      <w:pPr>
+        <w:pStyle w:val="Normal-use"/>
+        <w:numPr>
+          <w:ilvl w:val="0"/>
+          <w:numId w:val="10"/>
+        </w:numPr>
+      </w:pPr>
+      <w:r>
+        <w:t>For 10.a I used line graph with filters.</w:t>
+      </w:r>
     </w:p>
     <w:sectPr>
       <w:pgSz w:w="11906" w:h="16838"/>

--- a/Project document.docx
+++ b/Project document.docx
@@ -1237,6 +1237,38 @@
       </w:pPr>
       <w:r>
         <w:t>For 10.a I used line graph with filters.</w:t>
+      </w:r>
+    </w:p>
+    <w:p>
+      <w:pPr>
+        <w:pStyle w:val="Normal-use"/>
+      </w:pPr>
+      <w:r>
+        <w:t>Day-12</w:t>
+      </w:r>
+    </w:p>
+    <w:p>
+      <w:pPr>
+        <w:pStyle w:val="Normal-use"/>
+        <w:numPr>
+          <w:ilvl w:val="0"/>
+          <w:numId w:val="11"/>
+        </w:numPr>
+      </w:pPr>
+      <w:r>
+        <w:t>Made normal table and card for 10.b.i</w:t>
+      </w:r>
+    </w:p>
+    <w:p>
+      <w:pPr>
+        <w:pStyle w:val="Normal-use"/>
+        <w:numPr>
+          <w:ilvl w:val="0"/>
+          <w:numId w:val="11"/>
+        </w:numPr>
+      </w:pPr>
+      <w:r>
+        <w:t>Made scattered graph for 10.b.ii</w:t>
       </w:r>
     </w:p>
     <w:sectPr>
@@ -1451,6 +1483,119 @@
     </w:lvl>
   </w:abstractNum>
   <w:abstractNum w:abstractNumId="2" w15:restartNumberingAfterBreak="0">
+    <w:nsid w:val="1B7D36D9"/>
+    <w:multiLevelType w:val="hybridMultilevel"/>
+    <w:tmpl w:val="D0DC047C"/>
+    <w:lvl w:ilvl="0" w:tplc="40090001">
+      <w:start w:val="1"/>
+      <w:numFmt w:val="bullet"/>
+      <w:lvlText w:val=""/>
+      <w:lvlJc w:val="left"/>
+      <w:pPr>
+        <w:ind w:left="720" w:hanging="360"/>
+      </w:pPr>
+      <w:rPr>
+        <w:rFonts w:ascii="Symbol" w:hAnsi="Symbol" w:hint="default"/>
+      </w:rPr>
+    </w:lvl>
+    <w:lvl w:ilvl="1" w:tplc="40090003" w:tentative="1">
+      <w:start w:val="1"/>
+      <w:numFmt w:val="bullet"/>
+      <w:lvlText w:val="o"/>
+      <w:lvlJc w:val="left"/>
+      <w:pPr>
+        <w:ind w:left="1440" w:hanging="360"/>
+      </w:pPr>
+      <w:rPr>
+        <w:rFonts w:ascii="Courier New" w:hAnsi="Courier New" w:cs="Courier New" w:hint="default"/>
+      </w:rPr>
+    </w:lvl>
+    <w:lvl w:ilvl="2" w:tplc="40090005" w:tentative="1">
+      <w:start w:val="1"/>
+      <w:numFmt w:val="bullet"/>
+      <w:lvlText w:val=""/>
+      <w:lvlJc w:val="left"/>
+      <w:pPr>
+        <w:ind w:left="2160" w:hanging="360"/>
+      </w:pPr>
+      <w:rPr>
+        <w:rFonts w:ascii="Wingdings" w:hAnsi="Wingdings" w:hint="default"/>
+      </w:rPr>
+    </w:lvl>
+    <w:lvl w:ilvl="3" w:tplc="40090001" w:tentative="1">
+      <w:start w:val="1"/>
+      <w:numFmt w:val="bullet"/>
+      <w:lvlText w:val=""/>
+      <w:lvlJc w:val="left"/>
+      <w:pPr>
+        <w:ind w:left="2880" w:hanging="360"/>
+      </w:pPr>
+      <w:rPr>
+        <w:rFonts w:ascii="Symbol" w:hAnsi="Symbol" w:hint="default"/>
+      </w:rPr>
+    </w:lvl>
+    <w:lvl w:ilvl="4" w:tplc="40090003" w:tentative="1">
+      <w:start w:val="1"/>
+      <w:numFmt w:val="bullet"/>
+      <w:lvlText w:val="o"/>
+      <w:lvlJc w:val="left"/>
+      <w:pPr>
+        <w:ind w:left="3600" w:hanging="360"/>
+      </w:pPr>
+      <w:rPr>
+        <w:rFonts w:ascii="Courier New" w:hAnsi="Courier New" w:cs="Courier New" w:hint="default"/>
+      </w:rPr>
+    </w:lvl>
+    <w:lvl w:ilvl="5" w:tplc="40090005" w:tentative="1">
+      <w:start w:val="1"/>
+      <w:numFmt w:val="bullet"/>
+      <w:lvlText w:val=""/>
+      <w:lvlJc w:val="left"/>
+      <w:pPr>
+        <w:ind w:left="4320" w:hanging="360"/>
+      </w:pPr>
+      <w:rPr>
+        <w:rFonts w:ascii="Wingdings" w:hAnsi="Wingdings" w:hint="default"/>
+      </w:rPr>
+    </w:lvl>
+    <w:lvl w:ilvl="6" w:tplc="40090001" w:tentative="1">
+      <w:start w:val="1"/>
+      <w:numFmt w:val="bullet"/>
+      <w:lvlText w:val=""/>
+      <w:lvlJc w:val="left"/>
+      <w:pPr>
+        <w:ind w:left="5040" w:hanging="360"/>
+      </w:pPr>
+      <w:rPr>
+        <w:rFonts w:ascii="Symbol" w:hAnsi="Symbol" w:hint="default"/>
+      </w:rPr>
+    </w:lvl>
+    <w:lvl w:ilvl="7" w:tplc="40090003" w:tentative="1">
+      <w:start w:val="1"/>
+      <w:numFmt w:val="bullet"/>
+      <w:lvlText w:val="o"/>
+      <w:lvlJc w:val="left"/>
+      <w:pPr>
+        <w:ind w:left="5760" w:hanging="360"/>
+      </w:pPr>
+      <w:rPr>
+        <w:rFonts w:ascii="Courier New" w:hAnsi="Courier New" w:cs="Courier New" w:hint="default"/>
+      </w:rPr>
+    </w:lvl>
+    <w:lvl w:ilvl="8" w:tplc="40090005" w:tentative="1">
+      <w:start w:val="1"/>
+      <w:numFmt w:val="bullet"/>
+      <w:lvlText w:val=""/>
+      <w:lvlJc w:val="left"/>
+      <w:pPr>
+        <w:ind w:left="6480" w:hanging="360"/>
+      </w:pPr>
+      <w:rPr>
+        <w:rFonts w:ascii="Wingdings" w:hAnsi="Wingdings" w:hint="default"/>
+      </w:rPr>
+    </w:lvl>
+  </w:abstractNum>
+  <w:abstractNum w:abstractNumId="3" w15:restartNumberingAfterBreak="0">
     <w:nsid w:val="244E7801"/>
     <w:multiLevelType w:val="hybridMultilevel"/>
     <w:tmpl w:val="287C65D6"/>
@@ -1563,7 +1708,7 @@
       </w:rPr>
     </w:lvl>
   </w:abstractNum>
-  <w:abstractNum w:abstractNumId="3" w15:restartNumberingAfterBreak="0">
+  <w:abstractNum w:abstractNumId="4" w15:restartNumberingAfterBreak="0">
     <w:nsid w:val="25A4464F"/>
     <w:multiLevelType w:val="hybridMultilevel"/>
     <w:tmpl w:val="DB50119E"/>
@@ -1676,7 +1821,7 @@
       </w:rPr>
     </w:lvl>
   </w:abstractNum>
-  <w:abstractNum w:abstractNumId="4" w15:restartNumberingAfterBreak="0">
+  <w:abstractNum w:abstractNumId="5" w15:restartNumberingAfterBreak="0">
     <w:nsid w:val="33D82270"/>
     <w:multiLevelType w:val="hybridMultilevel"/>
     <w:tmpl w:val="AE2C5CB2"/>
@@ -1789,7 +1934,7 @@
       </w:rPr>
     </w:lvl>
   </w:abstractNum>
-  <w:abstractNum w:abstractNumId="5" w15:restartNumberingAfterBreak="0">
+  <w:abstractNum w:abstractNumId="6" w15:restartNumberingAfterBreak="0">
     <w:nsid w:val="40BF2ED6"/>
     <w:multiLevelType w:val="hybridMultilevel"/>
     <w:tmpl w:val="F14470C6"/>
@@ -1902,7 +2047,7 @@
       </w:rPr>
     </w:lvl>
   </w:abstractNum>
-  <w:abstractNum w:abstractNumId="6" w15:restartNumberingAfterBreak="0">
+  <w:abstractNum w:abstractNumId="7" w15:restartNumberingAfterBreak="0">
     <w:nsid w:val="41A52809"/>
     <w:multiLevelType w:val="hybridMultilevel"/>
     <w:tmpl w:val="3788E346"/>
@@ -2015,7 +2160,7 @@
       </w:rPr>
     </w:lvl>
   </w:abstractNum>
-  <w:abstractNum w:abstractNumId="7" w15:restartNumberingAfterBreak="0">
+  <w:abstractNum w:abstractNumId="8" w15:restartNumberingAfterBreak="0">
     <w:nsid w:val="4BFB1951"/>
     <w:multiLevelType w:val="hybridMultilevel"/>
     <w:tmpl w:val="F69695C8"/>
@@ -2128,7 +2273,7 @@
       </w:rPr>
     </w:lvl>
   </w:abstractNum>
-  <w:abstractNum w:abstractNumId="8" w15:restartNumberingAfterBreak="0">
+  <w:abstractNum w:abstractNumId="9" w15:restartNumberingAfterBreak="0">
     <w:nsid w:val="63A214DF"/>
     <w:multiLevelType w:val="hybridMultilevel"/>
     <w:tmpl w:val="8252E99E"/>
@@ -2241,7 +2386,7 @@
       </w:rPr>
     </w:lvl>
   </w:abstractNum>
-  <w:abstractNum w:abstractNumId="9" w15:restartNumberingAfterBreak="0">
+  <w:abstractNum w:abstractNumId="10" w15:restartNumberingAfterBreak="0">
     <w:nsid w:val="7F4557EF"/>
     <w:multiLevelType w:val="hybridMultilevel"/>
     <w:tmpl w:val="7DC0C06C"/>
@@ -2355,34 +2500,37 @@
     </w:lvl>
   </w:abstractNum>
   <w:num w:numId="1" w16cid:durableId="1418362105">
-    <w:abstractNumId w:val="5"/>
+    <w:abstractNumId w:val="6"/>
   </w:num>
   <w:num w:numId="2" w16cid:durableId="1732651033">
     <w:abstractNumId w:val="1"/>
   </w:num>
   <w:num w:numId="3" w16cid:durableId="1031807863">
+    <w:abstractNumId w:val="5"/>
+  </w:num>
+  <w:num w:numId="4" w16cid:durableId="27607020">
+    <w:abstractNumId w:val="10"/>
+  </w:num>
+  <w:num w:numId="5" w16cid:durableId="1076897683">
+    <w:abstractNumId w:val="9"/>
+  </w:num>
+  <w:num w:numId="6" w16cid:durableId="363990464">
     <w:abstractNumId w:val="4"/>
   </w:num>
-  <w:num w:numId="4" w16cid:durableId="27607020">
-    <w:abstractNumId w:val="9"/>
-  </w:num>
-  <w:num w:numId="5" w16cid:durableId="1076897683">
-    <w:abstractNumId w:val="8"/>
-  </w:num>
-  <w:num w:numId="6" w16cid:durableId="363990464">
+  <w:num w:numId="7" w16cid:durableId="351614166">
     <w:abstractNumId w:val="3"/>
-  </w:num>
-  <w:num w:numId="7" w16cid:durableId="351614166">
-    <w:abstractNumId w:val="2"/>
   </w:num>
   <w:num w:numId="8" w16cid:durableId="1835141420">
     <w:abstractNumId w:val="0"/>
   </w:num>
   <w:num w:numId="9" w16cid:durableId="168301217">
+    <w:abstractNumId w:val="8"/>
+  </w:num>
+  <w:num w:numId="10" w16cid:durableId="4678116">
     <w:abstractNumId w:val="7"/>
   </w:num>
-  <w:num w:numId="10" w16cid:durableId="4678116">
-    <w:abstractNumId w:val="6"/>
+  <w:num w:numId="11" w16cid:durableId="83111185">
+    <w:abstractNumId w:val="2"/>
   </w:num>
 </w:numbering>
 </file>

--- a/Project document.docx
+++ b/Project document.docx
@@ -1269,6 +1269,18 @@
       </w:pPr>
       <w:r>
         <w:t>Made scattered graph for 10.b.ii</w:t>
+      </w:r>
+    </w:p>
+    <w:p>
+      <w:pPr>
+        <w:pStyle w:val="Normal-use"/>
+        <w:numPr>
+          <w:ilvl w:val="0"/>
+          <w:numId w:val="11"/>
+        </w:numPr>
+      </w:pPr>
+      <w:r>
+        <w:t>Decorated graphs for 10 part</w:t>
       </w:r>
     </w:p>
     <w:sectPr>

--- a/Project document.docx
+++ b/Project document.docx
@@ -626,7 +626,15 @@
         </w:numPr>
       </w:pPr>
       <w:r>
-        <w:t>Changed type of Order.Date column as it was Date/Time both but converted to Date only</w:t>
+        <w:t xml:space="preserve">Changed type of </w:t>
+      </w:r>
+      <w:proofErr w:type="spellStart"/>
+      <w:r>
+        <w:t>Order.Date</w:t>
+      </w:r>
+      <w:proofErr w:type="spellEnd"/>
+      <w:r>
+        <w:t xml:space="preserve"> column as it was Date/Time both but converted to Date only</w:t>
       </w:r>
     </w:p>
     <w:p>
@@ -650,7 +658,15 @@
         </w:numPr>
       </w:pPr>
       <w:r>
-        <w:t>Made Ship.Date column as Date only</w:t>
+        <w:t xml:space="preserve">Made </w:t>
+      </w:r>
+      <w:proofErr w:type="spellStart"/>
+      <w:r>
+        <w:t>Ship.Date</w:t>
+      </w:r>
+      <w:proofErr w:type="spellEnd"/>
+      <w:r>
+        <w:t xml:space="preserve"> column as Date only</w:t>
       </w:r>
     </w:p>
     <w:p>
@@ -745,7 +761,15 @@
         </w:numPr>
       </w:pPr>
       <w:r>
-        <w:t>Made a copy of cleaned data file in power bi folder and will work on that.</w:t>
+        <w:t xml:space="preserve">Made a copy of cleaned data file in power </w:t>
+      </w:r>
+      <w:proofErr w:type="spellStart"/>
+      <w:r>
+        <w:t>bi</w:t>
+      </w:r>
+      <w:proofErr w:type="spellEnd"/>
+      <w:r>
+        <w:t xml:space="preserve"> folder and will work on that.</w:t>
       </w:r>
     </w:p>
     <w:p>
@@ -757,7 +781,15 @@
         </w:numPr>
       </w:pPr>
       <w:r>
-        <w:t>Used drill through feature on the bar chart succefully.</w:t>
+        <w:t xml:space="preserve">Used drill through feature on the bar chart </w:t>
+      </w:r>
+      <w:proofErr w:type="spellStart"/>
+      <w:r>
+        <w:t>succefully</w:t>
+      </w:r>
+      <w:proofErr w:type="spellEnd"/>
+      <w:r>
+        <w:t>.</w:t>
       </w:r>
     </w:p>
     <w:p>
@@ -769,8 +801,13 @@
         </w:numPr>
       </w:pPr>
       <w:r>
-        <w:t>Made Treemap</w:t>
-      </w:r>
+        <w:t xml:space="preserve">Made </w:t>
+      </w:r>
+      <w:proofErr w:type="spellStart"/>
+      <w:r>
+        <w:t>Treemap</w:t>
+      </w:r>
+      <w:proofErr w:type="spellEnd"/>
     </w:p>
     <w:p>
       <w:pPr>
@@ -950,7 +987,15 @@
         </w:numPr>
       </w:pPr>
       <w:r>
-        <w:t>Realised 2.a chart is wrong. Have to change it.</w:t>
+        <w:t xml:space="preserve">Realised 2.a chart is wrong. </w:t>
+      </w:r>
+      <w:proofErr w:type="gramStart"/>
+      <w:r>
+        <w:t>Have to</w:t>
+      </w:r>
+      <w:proofErr w:type="gramEnd"/>
+      <w:r>
+        <w:t xml:space="preserve"> change it.</w:t>
       </w:r>
     </w:p>
     <w:p>
@@ -1071,7 +1116,15 @@
       </w:pPr>
       <w:r>
         <w:lastRenderedPageBreak/>
-        <w:t>For 4.a I have used cards.</w:t>
+        <w:t>For 4.</w:t>
+      </w:r>
+      <w:proofErr w:type="spellStart"/>
+      <w:r>
+        <w:t>a</w:t>
+      </w:r>
+      <w:proofErr w:type="spellEnd"/>
+      <w:r>
+        <w:t xml:space="preserve"> I have used cards.</w:t>
       </w:r>
     </w:p>
     <w:p>
@@ -1094,8 +1147,13 @@
           <w:numId w:val="10"/>
         </w:numPr>
       </w:pPr>
-      <w:r>
-        <w:t>4 part graphs done and polished.</w:t>
+      <w:proofErr w:type="gramStart"/>
+      <w:r>
+        <w:t>4 part</w:t>
+      </w:r>
+      <w:proofErr w:type="gramEnd"/>
+      <w:r>
+        <w:t xml:space="preserve"> graphs done and polished.</w:t>
       </w:r>
     </w:p>
     <w:p>
@@ -1107,7 +1165,15 @@
         </w:numPr>
       </w:pPr>
       <w:r>
-        <w:t>For 5.a I have used bar chart</w:t>
+        <w:t>For 5.</w:t>
+      </w:r>
+      <w:proofErr w:type="spellStart"/>
+      <w:r>
+        <w:t>a</w:t>
+      </w:r>
+      <w:proofErr w:type="spellEnd"/>
+      <w:r>
+        <w:t xml:space="preserve"> I have used bar chart</w:t>
       </w:r>
     </w:p>
     <w:p>
@@ -1236,7 +1302,15 @@
         </w:numPr>
       </w:pPr>
       <w:r>
-        <w:t>For 10.a I used line graph with filters.</w:t>
+        <w:t>For 10.</w:t>
+      </w:r>
+      <w:proofErr w:type="spellStart"/>
+      <w:r>
+        <w:t>a</w:t>
+      </w:r>
+      <w:proofErr w:type="spellEnd"/>
+      <w:r>
+        <w:t xml:space="preserve"> I used line graph with filters.</w:t>
       </w:r>
     </w:p>
     <w:p>
@@ -1280,7 +1354,53 @@
         </w:numPr>
       </w:pPr>
       <w:r>
-        <w:t>Decorated graphs for 10 part</w:t>
+        <w:t xml:space="preserve">Decorated graphs for 10 </w:t>
+      </w:r>
+      <w:proofErr w:type="gramStart"/>
+      <w:r>
+        <w:t>part</w:t>
+      </w:r>
+      <w:proofErr w:type="gramEnd"/>
+    </w:p>
+    <w:p>
+      <w:pPr>
+        <w:pStyle w:val="Normal-use"/>
+      </w:pPr>
+      <w:r>
+        <w:t>Day-13</w:t>
+      </w:r>
+    </w:p>
+    <w:p>
+      <w:pPr>
+        <w:pStyle w:val="Normal-use"/>
+        <w:numPr>
+          <w:ilvl w:val="0"/>
+          <w:numId w:val="13"/>
+        </w:numPr>
+      </w:pPr>
+      <w:r>
+        <w:t>11</w:t>
+      </w:r>
+      <w:r>
+        <w:rPr>
+          <w:vertAlign w:val="superscript"/>
+        </w:rPr>
+        <w:t>th</w:t>
+      </w:r>
+      <w:r>
+        <w:t xml:space="preserve"> part done and polished.</w:t>
+      </w:r>
+    </w:p>
+    <w:p>
+      <w:pPr>
+        <w:pStyle w:val="Normal-use"/>
+        <w:numPr>
+          <w:ilvl w:val="0"/>
+          <w:numId w:val="13"/>
+        </w:numPr>
+      </w:pPr>
+      <w:r>
+        <w:t>Project Done</w:t>
       </w:r>
     </w:p>
     <w:sectPr>
@@ -1495,6 +1615,119 @@
     </w:lvl>
   </w:abstractNum>
   <w:abstractNum w:abstractNumId="2" w15:restartNumberingAfterBreak="0">
+    <w:nsid w:val="10362031"/>
+    <w:multiLevelType w:val="hybridMultilevel"/>
+    <w:tmpl w:val="A2365950"/>
+    <w:lvl w:ilvl="0" w:tplc="DB8872C6">
+      <w:start w:val="1"/>
+      <w:numFmt w:val="bullet"/>
+      <w:lvlText w:val=""/>
+      <w:lvlJc w:val="left"/>
+      <w:pPr>
+        <w:ind w:left="720" w:hanging="360"/>
+      </w:pPr>
+      <w:rPr>
+        <w:rFonts w:ascii="Symbol" w:hAnsi="Symbol" w:hint="default"/>
+      </w:rPr>
+    </w:lvl>
+    <w:lvl w:ilvl="1" w:tplc="40090003" w:tentative="1">
+      <w:start w:val="1"/>
+      <w:numFmt w:val="bullet"/>
+      <w:lvlText w:val="o"/>
+      <w:lvlJc w:val="left"/>
+      <w:pPr>
+        <w:ind w:left="1440" w:hanging="360"/>
+      </w:pPr>
+      <w:rPr>
+        <w:rFonts w:ascii="Courier New" w:hAnsi="Courier New" w:cs="Courier New" w:hint="default"/>
+      </w:rPr>
+    </w:lvl>
+    <w:lvl w:ilvl="2" w:tplc="40090005" w:tentative="1">
+      <w:start w:val="1"/>
+      <w:numFmt w:val="bullet"/>
+      <w:lvlText w:val=""/>
+      <w:lvlJc w:val="left"/>
+      <w:pPr>
+        <w:ind w:left="2160" w:hanging="360"/>
+      </w:pPr>
+      <w:rPr>
+        <w:rFonts w:ascii="Wingdings" w:hAnsi="Wingdings" w:hint="default"/>
+      </w:rPr>
+    </w:lvl>
+    <w:lvl w:ilvl="3" w:tplc="40090001" w:tentative="1">
+      <w:start w:val="1"/>
+      <w:numFmt w:val="bullet"/>
+      <w:lvlText w:val=""/>
+      <w:lvlJc w:val="left"/>
+      <w:pPr>
+        <w:ind w:left="2880" w:hanging="360"/>
+      </w:pPr>
+      <w:rPr>
+        <w:rFonts w:ascii="Symbol" w:hAnsi="Symbol" w:hint="default"/>
+      </w:rPr>
+    </w:lvl>
+    <w:lvl w:ilvl="4" w:tplc="40090003" w:tentative="1">
+      <w:start w:val="1"/>
+      <w:numFmt w:val="bullet"/>
+      <w:lvlText w:val="o"/>
+      <w:lvlJc w:val="left"/>
+      <w:pPr>
+        <w:ind w:left="3600" w:hanging="360"/>
+      </w:pPr>
+      <w:rPr>
+        <w:rFonts w:ascii="Courier New" w:hAnsi="Courier New" w:cs="Courier New" w:hint="default"/>
+      </w:rPr>
+    </w:lvl>
+    <w:lvl w:ilvl="5" w:tplc="40090005" w:tentative="1">
+      <w:start w:val="1"/>
+      <w:numFmt w:val="bullet"/>
+      <w:lvlText w:val=""/>
+      <w:lvlJc w:val="left"/>
+      <w:pPr>
+        <w:ind w:left="4320" w:hanging="360"/>
+      </w:pPr>
+      <w:rPr>
+        <w:rFonts w:ascii="Wingdings" w:hAnsi="Wingdings" w:hint="default"/>
+      </w:rPr>
+    </w:lvl>
+    <w:lvl w:ilvl="6" w:tplc="40090001" w:tentative="1">
+      <w:start w:val="1"/>
+      <w:numFmt w:val="bullet"/>
+      <w:lvlText w:val=""/>
+      <w:lvlJc w:val="left"/>
+      <w:pPr>
+        <w:ind w:left="5040" w:hanging="360"/>
+      </w:pPr>
+      <w:rPr>
+        <w:rFonts w:ascii="Symbol" w:hAnsi="Symbol" w:hint="default"/>
+      </w:rPr>
+    </w:lvl>
+    <w:lvl w:ilvl="7" w:tplc="40090003" w:tentative="1">
+      <w:start w:val="1"/>
+      <w:numFmt w:val="bullet"/>
+      <w:lvlText w:val="o"/>
+      <w:lvlJc w:val="left"/>
+      <w:pPr>
+        <w:ind w:left="5760" w:hanging="360"/>
+      </w:pPr>
+      <w:rPr>
+        <w:rFonts w:ascii="Courier New" w:hAnsi="Courier New" w:cs="Courier New" w:hint="default"/>
+      </w:rPr>
+    </w:lvl>
+    <w:lvl w:ilvl="8" w:tplc="40090005" w:tentative="1">
+      <w:start w:val="1"/>
+      <w:numFmt w:val="bullet"/>
+      <w:lvlText w:val=""/>
+      <w:lvlJc w:val="left"/>
+      <w:pPr>
+        <w:ind w:left="6480" w:hanging="360"/>
+      </w:pPr>
+      <w:rPr>
+        <w:rFonts w:ascii="Wingdings" w:hAnsi="Wingdings" w:hint="default"/>
+      </w:rPr>
+    </w:lvl>
+  </w:abstractNum>
+  <w:abstractNum w:abstractNumId="3" w15:restartNumberingAfterBreak="0">
     <w:nsid w:val="1B7D36D9"/>
     <w:multiLevelType w:val="hybridMultilevel"/>
     <w:tmpl w:val="D0DC047C"/>
@@ -1607,7 +1840,7 @@
       </w:rPr>
     </w:lvl>
   </w:abstractNum>
-  <w:abstractNum w:abstractNumId="3" w15:restartNumberingAfterBreak="0">
+  <w:abstractNum w:abstractNumId="4" w15:restartNumberingAfterBreak="0">
     <w:nsid w:val="244E7801"/>
     <w:multiLevelType w:val="hybridMultilevel"/>
     <w:tmpl w:val="287C65D6"/>
@@ -1720,7 +1953,7 @@
       </w:rPr>
     </w:lvl>
   </w:abstractNum>
-  <w:abstractNum w:abstractNumId="4" w15:restartNumberingAfterBreak="0">
+  <w:abstractNum w:abstractNumId="5" w15:restartNumberingAfterBreak="0">
     <w:nsid w:val="25A4464F"/>
     <w:multiLevelType w:val="hybridMultilevel"/>
     <w:tmpl w:val="DB50119E"/>
@@ -1833,7 +2066,7 @@
       </w:rPr>
     </w:lvl>
   </w:abstractNum>
-  <w:abstractNum w:abstractNumId="5" w15:restartNumberingAfterBreak="0">
+  <w:abstractNum w:abstractNumId="6" w15:restartNumberingAfterBreak="0">
     <w:nsid w:val="33D82270"/>
     <w:multiLevelType w:val="hybridMultilevel"/>
     <w:tmpl w:val="AE2C5CB2"/>
@@ -1946,7 +2179,7 @@
       </w:rPr>
     </w:lvl>
   </w:abstractNum>
-  <w:abstractNum w:abstractNumId="6" w15:restartNumberingAfterBreak="0">
+  <w:abstractNum w:abstractNumId="7" w15:restartNumberingAfterBreak="0">
     <w:nsid w:val="40BF2ED6"/>
     <w:multiLevelType w:val="hybridMultilevel"/>
     <w:tmpl w:val="F14470C6"/>
@@ -2059,7 +2292,7 @@
       </w:rPr>
     </w:lvl>
   </w:abstractNum>
-  <w:abstractNum w:abstractNumId="7" w15:restartNumberingAfterBreak="0">
+  <w:abstractNum w:abstractNumId="8" w15:restartNumberingAfterBreak="0">
     <w:nsid w:val="41A52809"/>
     <w:multiLevelType w:val="hybridMultilevel"/>
     <w:tmpl w:val="3788E346"/>
@@ -2172,7 +2405,120 @@
       </w:rPr>
     </w:lvl>
   </w:abstractNum>
-  <w:abstractNum w:abstractNumId="8" w15:restartNumberingAfterBreak="0">
+  <w:abstractNum w:abstractNumId="9" w15:restartNumberingAfterBreak="0">
+    <w:nsid w:val="47F424A0"/>
+    <w:multiLevelType w:val="hybridMultilevel"/>
+    <w:tmpl w:val="A1384FD0"/>
+    <w:lvl w:ilvl="0" w:tplc="DB8872C6">
+      <w:start w:val="1"/>
+      <w:numFmt w:val="bullet"/>
+      <w:lvlText w:val=""/>
+      <w:lvlJc w:val="left"/>
+      <w:pPr>
+        <w:ind w:left="720" w:hanging="360"/>
+      </w:pPr>
+      <w:rPr>
+        <w:rFonts w:ascii="Symbol" w:hAnsi="Symbol" w:hint="default"/>
+      </w:rPr>
+    </w:lvl>
+    <w:lvl w:ilvl="1" w:tplc="40090003" w:tentative="1">
+      <w:start w:val="1"/>
+      <w:numFmt w:val="bullet"/>
+      <w:lvlText w:val="o"/>
+      <w:lvlJc w:val="left"/>
+      <w:pPr>
+        <w:ind w:left="1440" w:hanging="360"/>
+      </w:pPr>
+      <w:rPr>
+        <w:rFonts w:ascii="Courier New" w:hAnsi="Courier New" w:cs="Courier New" w:hint="default"/>
+      </w:rPr>
+    </w:lvl>
+    <w:lvl w:ilvl="2" w:tplc="40090005" w:tentative="1">
+      <w:start w:val="1"/>
+      <w:numFmt w:val="bullet"/>
+      <w:lvlText w:val=""/>
+      <w:lvlJc w:val="left"/>
+      <w:pPr>
+        <w:ind w:left="2160" w:hanging="360"/>
+      </w:pPr>
+      <w:rPr>
+        <w:rFonts w:ascii="Wingdings" w:hAnsi="Wingdings" w:hint="default"/>
+      </w:rPr>
+    </w:lvl>
+    <w:lvl w:ilvl="3" w:tplc="40090001" w:tentative="1">
+      <w:start w:val="1"/>
+      <w:numFmt w:val="bullet"/>
+      <w:lvlText w:val=""/>
+      <w:lvlJc w:val="left"/>
+      <w:pPr>
+        <w:ind w:left="2880" w:hanging="360"/>
+      </w:pPr>
+      <w:rPr>
+        <w:rFonts w:ascii="Symbol" w:hAnsi="Symbol" w:hint="default"/>
+      </w:rPr>
+    </w:lvl>
+    <w:lvl w:ilvl="4" w:tplc="40090003" w:tentative="1">
+      <w:start w:val="1"/>
+      <w:numFmt w:val="bullet"/>
+      <w:lvlText w:val="o"/>
+      <w:lvlJc w:val="left"/>
+      <w:pPr>
+        <w:ind w:left="3600" w:hanging="360"/>
+      </w:pPr>
+      <w:rPr>
+        <w:rFonts w:ascii="Courier New" w:hAnsi="Courier New" w:cs="Courier New" w:hint="default"/>
+      </w:rPr>
+    </w:lvl>
+    <w:lvl w:ilvl="5" w:tplc="40090005" w:tentative="1">
+      <w:start w:val="1"/>
+      <w:numFmt w:val="bullet"/>
+      <w:lvlText w:val=""/>
+      <w:lvlJc w:val="left"/>
+      <w:pPr>
+        <w:ind w:left="4320" w:hanging="360"/>
+      </w:pPr>
+      <w:rPr>
+        <w:rFonts w:ascii="Wingdings" w:hAnsi="Wingdings" w:hint="default"/>
+      </w:rPr>
+    </w:lvl>
+    <w:lvl w:ilvl="6" w:tplc="40090001" w:tentative="1">
+      <w:start w:val="1"/>
+      <w:numFmt w:val="bullet"/>
+      <w:lvlText w:val=""/>
+      <w:lvlJc w:val="left"/>
+      <w:pPr>
+        <w:ind w:left="5040" w:hanging="360"/>
+      </w:pPr>
+      <w:rPr>
+        <w:rFonts w:ascii="Symbol" w:hAnsi="Symbol" w:hint="default"/>
+      </w:rPr>
+    </w:lvl>
+    <w:lvl w:ilvl="7" w:tplc="40090003" w:tentative="1">
+      <w:start w:val="1"/>
+      <w:numFmt w:val="bullet"/>
+      <w:lvlText w:val="o"/>
+      <w:lvlJc w:val="left"/>
+      <w:pPr>
+        <w:ind w:left="5760" w:hanging="360"/>
+      </w:pPr>
+      <w:rPr>
+        <w:rFonts w:ascii="Courier New" w:hAnsi="Courier New" w:cs="Courier New" w:hint="default"/>
+      </w:rPr>
+    </w:lvl>
+    <w:lvl w:ilvl="8" w:tplc="40090005" w:tentative="1">
+      <w:start w:val="1"/>
+      <w:numFmt w:val="bullet"/>
+      <w:lvlText w:val=""/>
+      <w:lvlJc w:val="left"/>
+      <w:pPr>
+        <w:ind w:left="6480" w:hanging="360"/>
+      </w:pPr>
+      <w:rPr>
+        <w:rFonts w:ascii="Wingdings" w:hAnsi="Wingdings" w:hint="default"/>
+      </w:rPr>
+    </w:lvl>
+  </w:abstractNum>
+  <w:abstractNum w:abstractNumId="10" w15:restartNumberingAfterBreak="0">
     <w:nsid w:val="4BFB1951"/>
     <w:multiLevelType w:val="hybridMultilevel"/>
     <w:tmpl w:val="F69695C8"/>
@@ -2285,7 +2631,7 @@
       </w:rPr>
     </w:lvl>
   </w:abstractNum>
-  <w:abstractNum w:abstractNumId="9" w15:restartNumberingAfterBreak="0">
+  <w:abstractNum w:abstractNumId="11" w15:restartNumberingAfterBreak="0">
     <w:nsid w:val="63A214DF"/>
     <w:multiLevelType w:val="hybridMultilevel"/>
     <w:tmpl w:val="8252E99E"/>
@@ -2398,7 +2744,7 @@
       </w:rPr>
     </w:lvl>
   </w:abstractNum>
-  <w:abstractNum w:abstractNumId="10" w15:restartNumberingAfterBreak="0">
+  <w:abstractNum w:abstractNumId="12" w15:restartNumberingAfterBreak="0">
     <w:nsid w:val="7F4557EF"/>
     <w:multiLevelType w:val="hybridMultilevel"/>
     <w:tmpl w:val="7DC0C06C"/>
@@ -2512,37 +2858,43 @@
     </w:lvl>
   </w:abstractNum>
   <w:num w:numId="1" w16cid:durableId="1418362105">
-    <w:abstractNumId w:val="6"/>
+    <w:abstractNumId w:val="7"/>
   </w:num>
   <w:num w:numId="2" w16cid:durableId="1732651033">
     <w:abstractNumId w:val="1"/>
   </w:num>
   <w:num w:numId="3" w16cid:durableId="1031807863">
+    <w:abstractNumId w:val="6"/>
+  </w:num>
+  <w:num w:numId="4" w16cid:durableId="27607020">
+    <w:abstractNumId w:val="12"/>
+  </w:num>
+  <w:num w:numId="5" w16cid:durableId="1076897683">
+    <w:abstractNumId w:val="11"/>
+  </w:num>
+  <w:num w:numId="6" w16cid:durableId="363990464">
     <w:abstractNumId w:val="5"/>
   </w:num>
-  <w:num w:numId="4" w16cid:durableId="27607020">
-    <w:abstractNumId w:val="10"/>
-  </w:num>
-  <w:num w:numId="5" w16cid:durableId="1076897683">
-    <w:abstractNumId w:val="9"/>
-  </w:num>
-  <w:num w:numId="6" w16cid:durableId="363990464">
+  <w:num w:numId="7" w16cid:durableId="351614166">
     <w:abstractNumId w:val="4"/>
-  </w:num>
-  <w:num w:numId="7" w16cid:durableId="351614166">
-    <w:abstractNumId w:val="3"/>
   </w:num>
   <w:num w:numId="8" w16cid:durableId="1835141420">
     <w:abstractNumId w:val="0"/>
   </w:num>
   <w:num w:numId="9" w16cid:durableId="168301217">
+    <w:abstractNumId w:val="10"/>
+  </w:num>
+  <w:num w:numId="10" w16cid:durableId="4678116">
     <w:abstractNumId w:val="8"/>
   </w:num>
-  <w:num w:numId="10" w16cid:durableId="4678116">
-    <w:abstractNumId w:val="7"/>
+  <w:num w:numId="11" w16cid:durableId="83111185">
+    <w:abstractNumId w:val="3"/>
   </w:num>
-  <w:num w:numId="11" w16cid:durableId="83111185">
+  <w:num w:numId="12" w16cid:durableId="1734815950">
     <w:abstractNumId w:val="2"/>
+  </w:num>
+  <w:num w:numId="13" w16cid:durableId="1991127908">
+    <w:abstractNumId w:val="9"/>
   </w:num>
 </w:numbering>
 </file>
@@ -3262,7 +3614,7 @@
     <w:link w:val="Normal-useChar"/>
     <w:autoRedefine/>
     <w:qFormat/>
-    <w:rsid w:val="00121866"/>
+    <w:rsid w:val="001E7065"/>
     <w:rPr>
       <w:rFonts w:ascii="Times New Roman" w:hAnsi="Times New Roman" w:cs="Times New Roman"/>
       <w:color w:val="000000" w:themeColor="text1"/>
@@ -3274,7 +3626,7 @@
     <w:name w:val="Normal-use Char"/>
     <w:basedOn w:val="DefaultParagraphFont"/>
     <w:link w:val="Normal-use"/>
-    <w:rsid w:val="00121866"/>
+    <w:rsid w:val="001E7065"/>
     <w:rPr>
       <w:rFonts w:ascii="Times New Roman" w:hAnsi="Times New Roman" w:cs="Times New Roman"/>
       <w:color w:val="000000" w:themeColor="text1"/>
